--- a/src/main/resources/gulmira/tkm_passport.docx
+++ b/src/main/resources/gulmira/tkm_passport.docx
@@ -16,7 +16,21 @@
           <w:sz w:val="24"/>
           <w:szCs w:val="24"/>
         </w:rPr>
-        <w:t>Перевод выполнен с английского языка на русский язык</w:t>
+        <w:t xml:space="preserve">Перевод выполнен </w:t>
+      </w:r>
+      <w:r>
+        <w:rPr>
+          <w:sz w:val="24"/>
+          <w:szCs w:val="24"/>
+        </w:rPr>
+        <w:t>с туркменского и английского языков</w:t>
+      </w:r>
+      <w:r>
+        <w:rPr>
+          <w:sz w:val="24"/>
+          <w:szCs w:val="24"/>
+        </w:rPr>
+        <w:t xml:space="preserve"> на русский язык</w:t>
       </w:r>
     </w:p>
     <w:p>
@@ -77,7 +91,6 @@
       <w:tblPr>
         <w:tblW w:w="8347" w:type="dxa"/>
         <w:jc w:val="center"/>
-        <w:tblInd w:w="0" w:type="dxa"/>
         <w:tblBorders>
           <w:top w:val="single" w:sz="4" w:space="0" w:color="auto"/>
           <w:left w:val="single" w:sz="4" w:space="0" w:color="auto"/>
@@ -97,14 +110,6 @@
         <w:gridCol w:w="8347"/>
       </w:tblGrid>
       <w:tr>
-        <w:tblPrEx>
-          <w:tblCellMar>
-            <w:top w:w="0" w:type="dxa"/>
-            <w:left w:w="0" w:type="dxa"/>
-            <w:bottom w:w="0" w:type="dxa"/>
-            <w:right w:w="0" w:type="dxa"/>
-          </w:tblCellMar>
-        </w:tblPrEx>
         <w:trPr>
           <w:trHeight w:val="5881"/>
           <w:jc w:val="center"/>
@@ -112,7 +117,6 @@
         <w:tc>
           <w:tcPr>
             <w:tcW w:w="8347" w:type="dxa"/>
-            <w:shd w:val="clear" w:color="auto" w:fill="auto"/>
             <w:textDirection w:val="btLr"/>
           </w:tcPr>
           <w:p>
@@ -483,14 +487,6 @@
         </w:tc>
       </w:tr>
       <w:tr>
-        <w:tblPrEx>
-          <w:tblCellMar>
-            <w:top w:w="0" w:type="dxa"/>
-            <w:left w:w="0" w:type="dxa"/>
-            <w:bottom w:w="0" w:type="dxa"/>
-            <w:right w:w="0" w:type="dxa"/>
-          </w:tblCellMar>
-        </w:tblPrEx>
         <w:trPr>
           <w:trHeight w:val="2265"/>
           <w:jc w:val="center"/>
@@ -498,7 +494,6 @@
         <w:tc>
           <w:tcPr>
             <w:tcW w:w="8347" w:type="dxa"/>
-            <w:shd w:val="clear" w:color="auto" w:fill="auto"/>
           </w:tcPr>
           <w:p>
             <w:pPr>
@@ -548,7 +543,6 @@
           <w:tbl>
             <w:tblPr>
               <w:tblW w:w="8356" w:type="dxa"/>
-              <w:tblInd w:w="0" w:type="dxa"/>
               <w:tblLayout w:type="fixed"/>
               <w:tblCellMar>
                 <w:left w:w="0" w:type="dxa"/>
@@ -563,18 +557,9 @@
               <w:gridCol w:w="2095"/>
             </w:tblGrid>
             <w:tr>
-              <w:tblPrEx>
-                <w:tblCellMar>
-                  <w:top w:w="0" w:type="dxa"/>
-                  <w:left w:w="0" w:type="dxa"/>
-                  <w:bottom w:w="0" w:type="dxa"/>
-                  <w:right w:w="0" w:type="dxa"/>
-                </w:tblCellMar>
-              </w:tblPrEx>
               <w:tc>
                 <w:tcPr>
                   <w:tcW w:w="1651" w:type="dxa"/>
-                  <w:shd w:val="clear" w:color="auto" w:fill="auto"/>
                 </w:tcPr>
                 <w:p>
                   <w:pPr>
@@ -601,7 +586,6 @@
               <w:tc>
                 <w:tcPr>
                   <w:tcW w:w="2407" w:type="dxa"/>
-                  <w:shd w:val="clear" w:color="auto" w:fill="auto"/>
                 </w:tcPr>
                 <w:p>
                   <w:pPr>
@@ -625,7 +609,6 @@
               <w:tc>
                 <w:tcPr>
                   <w:tcW w:w="2203" w:type="dxa"/>
-                  <w:shd w:val="clear" w:color="auto" w:fill="auto"/>
                 </w:tcPr>
                 <w:p>
                   <w:pPr>
@@ -649,7 +632,6 @@
               <w:tc>
                 <w:tcPr>
                   <w:tcW w:w="2095" w:type="dxa"/>
-                  <w:shd w:val="clear" w:color="auto" w:fill="auto"/>
                 </w:tcPr>
                 <w:p>
                   <w:pPr>
@@ -667,22 +649,1130 @@
                     </w:rPr>
                     <w:t>Паспорт №</w:t>
                   </w:r>
+                </w:p>
+              </w:tc>
+            </w:tr>
+            <w:tr>
+              <w:tc>
+                <w:tcPr>
+                  <w:tcW w:w="1651" w:type="dxa"/>
+                </w:tcPr>
+                <w:p>
+                  <w:pPr>
+                    <w:pStyle w:val="NoSpacing"/>
+                    <w:jc w:val="center"/>
+                    <w:rPr>
+                      <w:rFonts w:ascii="Times New Roman" w:hAnsi="Times New Roman"/>
+                      <w:b/>
+                      <w:sz w:val="24"/>
+                      <w:szCs w:val="24"/>
+                    </w:rPr>
+                  </w:pPr>
+                </w:p>
+              </w:tc>
+              <w:tc>
+                <w:tcPr>
+                  <w:tcW w:w="2407" w:type="dxa"/>
+                </w:tcPr>
+                <w:p>
+                  <w:pPr>
+                    <w:pStyle w:val="NoSpacing"/>
+                    <w:rPr>
+                      <w:rFonts w:ascii="Times New Roman" w:hAnsi="Times New Roman"/>
+                      <w:b/>
+                      <w:sz w:val="16"/>
+                      <w:szCs w:val="24"/>
+                    </w:rPr>
+                  </w:pPr>
+                  <w:r>
+                    <w:rPr>
+                      <w:rFonts w:ascii="Times New Roman" w:hAnsi="Times New Roman"/>
+                      <w:b/>
+                      <w:sz w:val="20"/>
+                      <w:szCs w:val="24"/>
+                    </w:rPr>
+                    <w:t>Р</w:t>
+                  </w:r>
+                </w:p>
+              </w:tc>
+              <w:tc>
+                <w:tcPr>
+                  <w:tcW w:w="2203" w:type="dxa"/>
+                </w:tcPr>
+                <w:p>
+                  <w:pPr>
+                    <w:pStyle w:val="NoSpacing"/>
+                    <w:rPr>
+                      <w:rFonts w:ascii="Times New Roman" w:hAnsi="Times New Roman"/>
+                      <w:b/>
+                      <w:sz w:val="16"/>
+                      <w:szCs w:val="24"/>
+                    </w:rPr>
+                  </w:pPr>
+                  <w:r>
+                    <w:rPr>
+                      <w:rFonts w:ascii="Times New Roman" w:hAnsi="Times New Roman"/>
+                      <w:b/>
+                      <w:sz w:val="20"/>
+                      <w:szCs w:val="24"/>
+                      <w:lang w:val="tr-TR"/>
+                    </w:rPr>
+                    <w:t>T</w:t>
+                  </w:r>
+                  <w:r>
+                    <w:rPr>
+                      <w:rFonts w:ascii="Times New Roman" w:hAnsi="Times New Roman"/>
+                      <w:b/>
+                      <w:sz w:val="20"/>
+                      <w:szCs w:val="24"/>
+                    </w:rPr>
+                    <w:t>КМ</w:t>
+                  </w:r>
+                </w:p>
+              </w:tc>
+              <w:tc>
+                <w:tcPr>
+                  <w:tcW w:w="2095" w:type="dxa"/>
+                </w:tcPr>
+                <w:p>
+                  <w:pPr>
+                    <w:pStyle w:val="NoSpacing"/>
+                    <w:rPr>
+                      <w:rFonts w:ascii="Times New Roman" w:hAnsi="Times New Roman"/>
+                      <w:b/>
+                      <w:sz w:val="16"/>
+                      <w:szCs w:val="24"/>
+                    </w:rPr>
+                  </w:pPr>
+                  <w:r>
+                    <w:rPr>
+                      <w:rFonts w:ascii="Times New Roman" w:hAnsi="Times New Roman"/>
+                      <w:b/>
+                    </w:rPr>
+                    <w:t>Поля0</w:t>
+                  </w:r>
+                </w:p>
+              </w:tc>
+            </w:tr>
+            <w:tr>
+              <w:tc>
+                <w:tcPr>
+                  <w:tcW w:w="1651" w:type="dxa"/>
+                </w:tcPr>
+                <w:p>
+                  <w:pPr>
+                    <w:pStyle w:val="NoSpacing"/>
+                    <w:jc w:val="center"/>
+                    <w:rPr>
+                      <w:rFonts w:ascii="Times New Roman" w:hAnsi="Times New Roman"/>
+                      <w:b/>
+                      <w:sz w:val="24"/>
+                      <w:szCs w:val="24"/>
+                    </w:rPr>
+                  </w:pPr>
+                </w:p>
+              </w:tc>
+              <w:tc>
+                <w:tcPr>
+                  <w:tcW w:w="2407" w:type="dxa"/>
+                </w:tcPr>
+                <w:p>
+                  <w:pPr>
+                    <w:pStyle w:val="NoSpacing"/>
+                    <w:rPr>
+                      <w:rFonts w:ascii="Times New Roman" w:hAnsi="Times New Roman"/>
+                      <w:sz w:val="20"/>
+                      <w:szCs w:val="24"/>
+                    </w:rPr>
+                  </w:pPr>
+                  <w:r>
+                    <w:rPr>
+                      <w:rFonts w:ascii="Times New Roman" w:hAnsi="Times New Roman"/>
+                      <w:sz w:val="16"/>
+                      <w:szCs w:val="24"/>
+                    </w:rPr>
+                    <w:t>Фамилия</w:t>
+                  </w:r>
+                  <w:r>
+                    <w:rPr>
+                      <w:rFonts w:ascii="Times New Roman" w:hAnsi="Times New Roman"/>
+                      <w:sz w:val="24"/>
+                      <w:szCs w:val="24"/>
+                    </w:rPr>
+                    <w:tab/>
+                  </w:r>
+                </w:p>
+              </w:tc>
+              <w:tc>
+                <w:tcPr>
+                  <w:tcW w:w="2203" w:type="dxa"/>
+                </w:tcPr>
+                <w:p>
+                  <w:pPr>
+                    <w:pStyle w:val="NoSpacing"/>
+                    <w:rPr>
+                      <w:rFonts w:ascii="Times New Roman" w:hAnsi="Times New Roman"/>
+                      <w:sz w:val="20"/>
+                      <w:szCs w:val="24"/>
+                      <w:lang w:val="tr-TR"/>
+                    </w:rPr>
+                  </w:pPr>
+                </w:p>
+              </w:tc>
+              <w:tc>
+                <w:tcPr>
+                  <w:tcW w:w="2095" w:type="dxa"/>
+                </w:tcPr>
+                <w:p>
+                  <w:pPr>
+                    <w:pStyle w:val="NoSpacing"/>
+                    <w:rPr>
+                      <w:rFonts w:ascii="Times New Roman" w:hAnsi="Times New Roman"/>
+                      <w:sz w:val="20"/>
+                      <w:szCs w:val="24"/>
+                    </w:rPr>
+                  </w:pPr>
+                </w:p>
+              </w:tc>
+            </w:tr>
+            <w:tr>
+              <w:tc>
+                <w:tcPr>
+                  <w:tcW w:w="1651" w:type="dxa"/>
+                </w:tcPr>
+                <w:p>
+                  <w:pPr>
+                    <w:pStyle w:val="NoSpacing"/>
+                    <w:jc w:val="center"/>
+                    <w:rPr>
+                      <w:rFonts w:ascii="Times New Roman" w:hAnsi="Times New Roman"/>
+                      <w:b/>
+                      <w:sz w:val="24"/>
+                      <w:szCs w:val="24"/>
+                    </w:rPr>
+                  </w:pPr>
+                </w:p>
+              </w:tc>
+              <w:tc>
+                <w:tcPr>
+                  <w:tcW w:w="2407" w:type="dxa"/>
+                </w:tcPr>
+                <w:p>
+                  <w:pPr>
+                    <w:pStyle w:val="NoSpacing"/>
+                    <w:rPr>
+                      <w:rFonts w:ascii="Times New Roman" w:hAnsi="Times New Roman"/>
+                      <w:b/>
+                      <w:sz w:val="20"/>
+                      <w:szCs w:val="24"/>
+                    </w:rPr>
+                  </w:pPr>
+                  <w:r>
+                    <w:rPr>
+                      <w:rFonts w:ascii="Times New Roman" w:hAnsi="Times New Roman"/>
+                      <w:b/>
+                      <w:sz w:val="20"/>
+                      <w:szCs w:val="24"/>
+                    </w:rPr>
+                    <w:t>Поля1</w:t>
+                  </w:r>
+                  <w:r>
+                    <w:rPr>
+                      <w:rFonts w:ascii="Times New Roman" w:hAnsi="Times New Roman"/>
+                      <w:b/>
+                      <w:sz w:val="20"/>
+                      <w:szCs w:val="24"/>
+                    </w:rPr>
+                    <w:t xml:space="preserve"> </w:t>
+                  </w:r>
+                  <w:r>
+                    <w:rPr>
+                      <w:rFonts w:ascii="Times New Roman" w:hAnsi="Times New Roman"/>
+                      <w:b/>
+                      <w:sz w:val="20"/>
+                      <w:szCs w:val="24"/>
+                      <w:lang w:val="en-US"/>
+                    </w:rPr>
+                    <w:t xml:space="preserve">     </w:t>
+                  </w:r>
+                  <w:r>
+                    <w:rPr>
+                      <w:rFonts w:ascii="Times New Roman" w:hAnsi="Times New Roman"/>
+                      <w:b/>
+                      <w:sz w:val="20"/>
+                      <w:szCs w:val="24"/>
+                    </w:rPr>
+                    <w:t xml:space="preserve">   </w:t>
+                  </w:r>
+                  <w:r>
+                    <w:rPr>
+                      <w:rFonts w:ascii="Times New Roman" w:hAnsi="Times New Roman"/>
+                      <w:b/>
+                      <w:sz w:val="20"/>
+                      <w:szCs w:val="24"/>
+                      <w:lang w:val="en-US"/>
+                    </w:rPr>
+                    <w:t xml:space="preserve"> </w:t>
+                  </w:r>
+                  <w:r>
+                    <w:rPr>
+                      <w:rFonts w:ascii="Times New Roman" w:hAnsi="Times New Roman"/>
+                      <w:b/>
+                      <w:sz w:val="20"/>
+                      <w:szCs w:val="24"/>
+                    </w:rPr>
+                    <w:t xml:space="preserve"> </w:t>
+                  </w:r>
+                </w:p>
+              </w:tc>
+              <w:tc>
+                <w:tcPr>
+                  <w:tcW w:w="2203" w:type="dxa"/>
+                </w:tcPr>
+                <w:p>
+                  <w:pPr>
+                    <w:pStyle w:val="NoSpacing"/>
+                    <w:rPr>
+                      <w:rFonts w:ascii="Times New Roman" w:hAnsi="Times New Roman"/>
+                      <w:sz w:val="20"/>
+                      <w:szCs w:val="24"/>
+                      <w:lang w:val="tr-TR"/>
+                    </w:rPr>
+                  </w:pPr>
+                </w:p>
+              </w:tc>
+              <w:tc>
+                <w:tcPr>
+                  <w:tcW w:w="2095" w:type="dxa"/>
+                </w:tcPr>
+                <w:p>
+                  <w:pPr>
+                    <w:pStyle w:val="NoSpacing"/>
+                    <w:rPr>
+                      <w:rFonts w:ascii="Times New Roman" w:hAnsi="Times New Roman"/>
+                      <w:sz w:val="20"/>
+                      <w:szCs w:val="24"/>
+                    </w:rPr>
+                  </w:pPr>
+                </w:p>
+              </w:tc>
+            </w:tr>
+            <w:tr>
+              <w:tc>
+                <w:tcPr>
+                  <w:tcW w:w="1651" w:type="dxa"/>
+                </w:tcPr>
+                <w:p>
+                  <w:pPr>
+                    <w:pStyle w:val="NoSpacing"/>
+                    <w:jc w:val="center"/>
+                    <w:rPr>
+                      <w:rFonts w:ascii="Times New Roman" w:hAnsi="Times New Roman"/>
+                      <w:b/>
+                      <w:sz w:val="24"/>
+                      <w:szCs w:val="24"/>
+                    </w:rPr>
+                  </w:pPr>
+                </w:p>
+              </w:tc>
+              <w:tc>
+                <w:tcPr>
+                  <w:tcW w:w="2407" w:type="dxa"/>
+                </w:tcPr>
+                <w:p>
+                  <w:pPr>
+                    <w:pStyle w:val="NoSpacing"/>
+                    <w:rPr>
+                      <w:rFonts w:ascii="Times New Roman" w:hAnsi="Times New Roman"/>
+                      <w:sz w:val="20"/>
+                      <w:szCs w:val="24"/>
+                    </w:rPr>
+                  </w:pPr>
+                  <w:r>
+                    <w:rPr>
+                      <w:rFonts w:ascii="Times New Roman" w:hAnsi="Times New Roman"/>
+                      <w:sz w:val="16"/>
+                      <w:szCs w:val="24"/>
+                    </w:rPr>
+                    <w:t>Имя</w:t>
+                  </w:r>
+                </w:p>
+              </w:tc>
+              <w:tc>
+                <w:tcPr>
+                  <w:tcW w:w="2203" w:type="dxa"/>
+                </w:tcPr>
+                <w:p>
+                  <w:pPr>
+                    <w:pStyle w:val="NoSpacing"/>
+                    <w:rPr>
+                      <w:rFonts w:ascii="Times New Roman" w:hAnsi="Times New Roman"/>
+                      <w:sz w:val="20"/>
+                      <w:szCs w:val="24"/>
+                      <w:lang w:val="tr-TR"/>
+                    </w:rPr>
+                  </w:pPr>
+                </w:p>
+              </w:tc>
+              <w:tc>
+                <w:tcPr>
+                  <w:tcW w:w="2095" w:type="dxa"/>
+                </w:tcPr>
+                <w:p>
+                  <w:pPr>
+                    <w:pStyle w:val="NoSpacing"/>
+                    <w:rPr>
+                      <w:rFonts w:ascii="Times New Roman" w:hAnsi="Times New Roman"/>
+                      <w:sz w:val="20"/>
+                      <w:szCs w:val="24"/>
+                    </w:rPr>
+                  </w:pPr>
+                </w:p>
+              </w:tc>
+            </w:tr>
+            <w:tr>
+              <w:tc>
+                <w:tcPr>
+                  <w:tcW w:w="1651" w:type="dxa"/>
+                </w:tcPr>
+                <w:p>
+                  <w:pPr>
+                    <w:pStyle w:val="NoSpacing"/>
+                    <w:jc w:val="center"/>
+                    <w:rPr>
+                      <w:rFonts w:ascii="Times New Roman" w:hAnsi="Times New Roman"/>
+                      <w:b/>
+                      <w:sz w:val="24"/>
+                      <w:szCs w:val="24"/>
+                    </w:rPr>
+                  </w:pPr>
+                </w:p>
+              </w:tc>
+              <w:tc>
+                <w:tcPr>
+                  <w:tcW w:w="2407" w:type="dxa"/>
+                </w:tcPr>
+                <w:p>
+                  <w:pPr>
+                    <w:pStyle w:val="NoSpacing"/>
+                    <w:rPr>
+                      <w:rFonts w:ascii="Times New Roman" w:hAnsi="Times New Roman"/>
+                      <w:b/>
+                      <w:sz w:val="20"/>
+                      <w:szCs w:val="24"/>
+                    </w:rPr>
+                  </w:pPr>
+                  <w:r>
+                    <w:rPr>
+                      <w:rFonts w:ascii="Times New Roman" w:hAnsi="Times New Roman"/>
+                      <w:b/>
+                      <w:sz w:val="20"/>
+                      <w:szCs w:val="24"/>
+                    </w:rPr>
+                    <w:t>Поля2</w:t>
+                  </w:r>
+                </w:p>
+              </w:tc>
+              <w:tc>
+                <w:tcPr>
+                  <w:tcW w:w="2203" w:type="dxa"/>
+                </w:tcPr>
+                <w:p>
+                  <w:pPr>
+                    <w:pStyle w:val="NoSpacing"/>
+                    <w:rPr>
+                      <w:rFonts w:ascii="Times New Roman" w:hAnsi="Times New Roman"/>
+                      <w:sz w:val="20"/>
+                      <w:szCs w:val="24"/>
+                      <w:lang w:val="tr-TR"/>
+                    </w:rPr>
+                  </w:pPr>
+                </w:p>
+              </w:tc>
+              <w:tc>
+                <w:tcPr>
+                  <w:tcW w:w="2095" w:type="dxa"/>
+                </w:tcPr>
+                <w:p>
+                  <w:pPr>
+                    <w:pStyle w:val="NoSpacing"/>
+                    <w:rPr>
+                      <w:rFonts w:ascii="Times New Roman" w:hAnsi="Times New Roman"/>
+                      <w:sz w:val="20"/>
+                      <w:szCs w:val="24"/>
+                    </w:rPr>
+                  </w:pPr>
+                </w:p>
+              </w:tc>
+            </w:tr>
+            <w:tr>
+              <w:tc>
+                <w:tcPr>
+                  <w:tcW w:w="1651" w:type="dxa"/>
+                </w:tcPr>
+                <w:p>
+                  <w:pPr>
+                    <w:pStyle w:val="NoSpacing"/>
+                    <w:jc w:val="center"/>
+                    <w:rPr>
+                      <w:rFonts w:ascii="Times New Roman" w:hAnsi="Times New Roman"/>
+                      <w:b/>
+                      <w:sz w:val="24"/>
+                      <w:szCs w:val="24"/>
+                    </w:rPr>
+                  </w:pPr>
+                </w:p>
+              </w:tc>
+              <w:tc>
+                <w:tcPr>
+                  <w:tcW w:w="2407" w:type="dxa"/>
+                </w:tcPr>
+                <w:p>
+                  <w:pPr>
+                    <w:pStyle w:val="NoSpacing"/>
+                    <w:rPr>
+                      <w:rFonts w:ascii="Times New Roman" w:hAnsi="Times New Roman"/>
+                      <w:sz w:val="20"/>
+                      <w:szCs w:val="24"/>
+                    </w:rPr>
+                  </w:pPr>
+                  <w:r>
+                    <w:rPr>
+                      <w:rFonts w:ascii="Times New Roman" w:hAnsi="Times New Roman"/>
+                      <w:sz w:val="16"/>
+                      <w:szCs w:val="24"/>
+                    </w:rPr>
+                    <w:t>Гражданство</w:t>
+                  </w:r>
+                </w:p>
+              </w:tc>
+              <w:tc>
+                <w:tcPr>
+                  <w:tcW w:w="2203" w:type="dxa"/>
+                </w:tcPr>
+                <w:p>
+                  <w:pPr>
+                    <w:pStyle w:val="NoSpacing"/>
+                    <w:rPr>
+                      <w:rFonts w:ascii="Times New Roman" w:hAnsi="Times New Roman"/>
+                      <w:sz w:val="20"/>
+                      <w:szCs w:val="24"/>
+                      <w:lang w:val="tr-TR"/>
+                    </w:rPr>
+                  </w:pPr>
+                </w:p>
+              </w:tc>
+              <w:tc>
+                <w:tcPr>
+                  <w:tcW w:w="2095" w:type="dxa"/>
+                </w:tcPr>
+                <w:p>
+                  <w:pPr>
+                    <w:pStyle w:val="NoSpacing"/>
+                    <w:rPr>
+                      <w:rFonts w:ascii="Times New Roman" w:hAnsi="Times New Roman"/>
+                      <w:sz w:val="20"/>
+                      <w:szCs w:val="24"/>
+                    </w:rPr>
+                  </w:pPr>
+                  <w:r>
+                    <w:rPr>
+                      <w:rFonts w:ascii="Times New Roman" w:hAnsi="Times New Roman"/>
+                      <w:sz w:val="16"/>
+                      <w:szCs w:val="24"/>
+                    </w:rPr>
+                    <w:t>Персональный №</w:t>
+                  </w:r>
+                </w:p>
+              </w:tc>
+            </w:tr>
+            <w:tr>
+              <w:tc>
+                <w:tcPr>
+                  <w:tcW w:w="1651" w:type="dxa"/>
+                </w:tcPr>
+                <w:p>
+                  <w:pPr>
+                    <w:pStyle w:val="NoSpacing"/>
+                    <w:jc w:val="center"/>
+                    <w:rPr>
+                      <w:rFonts w:ascii="Times New Roman" w:hAnsi="Times New Roman"/>
+                      <w:b/>
+                      <w:sz w:val="24"/>
+                      <w:szCs w:val="24"/>
+                    </w:rPr>
+                  </w:pPr>
+                </w:p>
+              </w:tc>
+              <w:tc>
+                <w:tcPr>
+                  <w:tcW w:w="2407" w:type="dxa"/>
+                </w:tcPr>
+                <w:p>
+                  <w:pPr>
+                    <w:pStyle w:val="NoSpacing"/>
+                    <w:rPr>
+                      <w:rFonts w:ascii="Times New Roman" w:hAnsi="Times New Roman"/>
+                      <w:b/>
+                      <w:sz w:val="20"/>
+                      <w:szCs w:val="24"/>
+                    </w:rPr>
+                  </w:pPr>
+                  <w:r>
+                    <w:rPr>
+                      <w:rFonts w:ascii="Times New Roman" w:hAnsi="Times New Roman"/>
+                      <w:b/>
+                      <w:sz w:val="20"/>
+                      <w:szCs w:val="24"/>
+                    </w:rPr>
+                    <w:t>ТУРКМЕНИСТАН</w:t>
+                  </w:r>
+                </w:p>
+              </w:tc>
+              <w:tc>
+                <w:tcPr>
+                  <w:tcW w:w="2203" w:type="dxa"/>
+                </w:tcPr>
+                <w:p>
+                  <w:pPr>
+                    <w:pStyle w:val="NoSpacing"/>
+                    <w:rPr>
+                      <w:rFonts w:ascii="Times New Roman" w:hAnsi="Times New Roman"/>
+                      <w:sz w:val="20"/>
+                      <w:szCs w:val="24"/>
+                      <w:lang w:val="tr-TR"/>
+                    </w:rPr>
+                  </w:pPr>
+                </w:p>
+              </w:tc>
+              <w:tc>
+                <w:tcPr>
+                  <w:tcW w:w="2095" w:type="dxa"/>
+                </w:tcPr>
+                <w:p>
+                  <w:pPr>
+                    <w:pStyle w:val="NoSpacing"/>
+                    <w:rPr>
+                      <w:rFonts w:ascii="Times New Roman" w:hAnsi="Times New Roman"/>
+                      <w:b/>
+                      <w:sz w:val="20"/>
+                      <w:szCs w:val="24"/>
+                    </w:rPr>
+                  </w:pPr>
+                  <w:r>
+                    <w:rPr>
+                      <w:rFonts w:ascii="Times New Roman" w:hAnsi="Times New Roman"/>
+                      <w:b/>
+                      <w:sz w:val="20"/>
+                      <w:szCs w:val="24"/>
+                    </w:rPr>
+                    <w:t>Поля5</w:t>
+                  </w:r>
+                </w:p>
+              </w:tc>
+            </w:tr>
+            <w:tr>
+              <w:tc>
+                <w:tcPr>
+                  <w:tcW w:w="1651" w:type="dxa"/>
+                </w:tcPr>
+                <w:p>
+                  <w:pPr>
+                    <w:pStyle w:val="NoSpacing"/>
+                    <w:jc w:val="center"/>
+                    <w:rPr>
+                      <w:rFonts w:ascii="Times New Roman" w:hAnsi="Times New Roman"/>
+                      <w:b/>
+                      <w:sz w:val="24"/>
+                      <w:szCs w:val="24"/>
+                    </w:rPr>
+                  </w:pPr>
+                  <w:r>
+                    <w:rPr>
+                      <w:rFonts w:ascii="Times New Roman" w:hAnsi="Times New Roman"/>
+                      <w:b/>
+                      <w:sz w:val="24"/>
+                      <w:szCs w:val="24"/>
+                    </w:rPr>
+                    <w:t>/ФОТО/</w:t>
+                  </w:r>
+                </w:p>
+              </w:tc>
+              <w:tc>
+                <w:tcPr>
+                  <w:tcW w:w="2407" w:type="dxa"/>
+                </w:tcPr>
+                <w:p>
+                  <w:pPr>
+                    <w:pStyle w:val="NoSpacing"/>
+                    <w:rPr>
+                      <w:rFonts w:ascii="Times New Roman" w:hAnsi="Times New Roman"/>
+                      <w:sz w:val="20"/>
+                      <w:szCs w:val="24"/>
+                    </w:rPr>
+                  </w:pPr>
+                  <w:r>
+                    <w:rPr>
+                      <w:rFonts w:ascii="Times New Roman" w:hAnsi="Times New Roman"/>
+                      <w:sz w:val="16"/>
+                      <w:szCs w:val="24"/>
+                    </w:rPr>
+                    <w:t>Дата рождения</w:t>
+                  </w:r>
+                </w:p>
+              </w:tc>
+              <w:tc>
+                <w:tcPr>
+                  <w:tcW w:w="2203" w:type="dxa"/>
+                </w:tcPr>
+                <w:p>
+                  <w:pPr>
+                    <w:pStyle w:val="NoSpacing"/>
+                    <w:rPr>
+                      <w:rFonts w:ascii="Times New Roman" w:hAnsi="Times New Roman"/>
+                      <w:sz w:val="20"/>
+                      <w:szCs w:val="24"/>
+                      <w:lang w:val="tr-TR"/>
+                    </w:rPr>
+                  </w:pPr>
+                </w:p>
+              </w:tc>
+              <w:tc>
+                <w:tcPr>
+                  <w:tcW w:w="2095" w:type="dxa"/>
+                </w:tcPr>
+                <w:p>
+                  <w:pPr>
+                    <w:pStyle w:val="NoSpacing"/>
+                    <w:rPr>
+                      <w:rFonts w:ascii="Times New Roman" w:hAnsi="Times New Roman"/>
+                      <w:sz w:val="20"/>
+                      <w:szCs w:val="24"/>
+                      <w:lang w:val="tr-TR"/>
+                    </w:rPr>
+                  </w:pPr>
+                  <w:r>
+                    <w:rPr>
+                      <w:rFonts w:ascii="Times New Roman" w:hAnsi="Times New Roman"/>
+                      <w:sz w:val="16"/>
+                      <w:szCs w:val="24"/>
+                    </w:rPr>
+                    <w:t>Орган, выдавший документ</w:t>
+                  </w:r>
+                </w:p>
+              </w:tc>
+            </w:tr>
+            <w:tr>
+              <w:tc>
+                <w:tcPr>
+                  <w:tcW w:w="1651" w:type="dxa"/>
+                </w:tcPr>
+                <w:p>
+                  <w:pPr>
+                    <w:pStyle w:val="NoSpacing"/>
+                    <w:jc w:val="center"/>
+                    <w:rPr>
+                      <w:rFonts w:ascii="Times New Roman" w:hAnsi="Times New Roman"/>
+                      <w:b/>
+                      <w:sz w:val="24"/>
+                      <w:szCs w:val="24"/>
+                    </w:rPr>
+                  </w:pPr>
+                </w:p>
+              </w:tc>
+              <w:tc>
+                <w:tcPr>
+                  <w:tcW w:w="2407" w:type="dxa"/>
+                </w:tcPr>
+                <w:p>
+                  <w:pPr>
+                    <w:pStyle w:val="NoSpacing"/>
+                    <w:rPr>
+                      <w:rFonts w:ascii="Times New Roman" w:hAnsi="Times New Roman"/>
+                      <w:b/>
+                      <w:sz w:val="20"/>
+                      <w:szCs w:val="24"/>
+                    </w:rPr>
+                  </w:pPr>
+                  <w:r>
+                    <w:rPr>
+                      <w:rFonts w:ascii="Times New Roman" w:hAnsi="Times New Roman"/>
+                      <w:b/>
+                      <w:sz w:val="20"/>
+                      <w:szCs w:val="24"/>
+                    </w:rPr>
+                    <w:t>Поля4</w:t>
+                  </w:r>
+                </w:p>
+              </w:tc>
+              <w:tc>
+                <w:tcPr>
+                  <w:tcW w:w="2203" w:type="dxa"/>
+                </w:tcPr>
+                <w:p>
+                  <w:pPr>
+                    <w:pStyle w:val="NoSpacing"/>
+                    <w:rPr>
+                      <w:rFonts w:ascii="Times New Roman" w:hAnsi="Times New Roman"/>
+                      <w:sz w:val="20"/>
+                      <w:szCs w:val="24"/>
+                      <w:lang w:val="tr-TR"/>
+                    </w:rPr>
+                  </w:pPr>
+                </w:p>
+              </w:tc>
+              <w:tc>
+                <w:tcPr>
+                  <w:tcW w:w="2095" w:type="dxa"/>
+                </w:tcPr>
+                <w:p>
+                  <w:pPr>
+                    <w:pStyle w:val="NoSpacing"/>
+                    <w:rPr>
+                      <w:rFonts w:ascii="Times New Roman" w:hAnsi="Times New Roman"/>
+                      <w:b/>
+                      <w:sz w:val="16"/>
+                      <w:szCs w:val="16"/>
+                    </w:rPr>
+                  </w:pPr>
+                  <w:r>
+                    <w:rPr>
+                      <w:rFonts w:ascii="Times New Roman" w:hAnsi="Times New Roman"/>
+                      <w:b/>
+                      <w:sz w:val="16"/>
+                      <w:szCs w:val="16"/>
+                    </w:rPr>
+                    <w:t>Поля9</w:t>
+                  </w:r>
+                  <w:r>
+                    <w:rPr>
+                      <w:rFonts w:ascii="Times New Roman" w:hAnsi="Times New Roman"/>
+                      <w:b/>
+                      <w:sz w:val="16"/>
+                      <w:szCs w:val="16"/>
+                    </w:rPr>
+                    <w:t xml:space="preserve">                                                                                         </w:t>
+                  </w:r>
+                </w:p>
+              </w:tc>
+            </w:tr>
+            <w:tr>
+              <w:tc>
+                <w:tcPr>
+                  <w:tcW w:w="1651" w:type="dxa"/>
+                </w:tcPr>
+                <w:p>
+                  <w:pPr>
+                    <w:pStyle w:val="NoSpacing"/>
+                    <w:jc w:val="center"/>
+                    <w:rPr>
+                      <w:rFonts w:ascii="Times New Roman" w:hAnsi="Times New Roman"/>
+                      <w:b/>
+                      <w:sz w:val="24"/>
+                      <w:szCs w:val="24"/>
+                    </w:rPr>
+                  </w:pPr>
+                </w:p>
+              </w:tc>
+              <w:tc>
+                <w:tcPr>
+                  <w:tcW w:w="2407" w:type="dxa"/>
+                </w:tcPr>
+                <w:p>
+                  <w:pPr>
+                    <w:pStyle w:val="NoSpacing"/>
+                    <w:rPr>
+                      <w:rFonts w:ascii="Times New Roman" w:hAnsi="Times New Roman"/>
+                      <w:sz w:val="20"/>
+                      <w:szCs w:val="24"/>
+                    </w:rPr>
+                  </w:pPr>
+                  <w:r>
+                    <w:rPr>
+                      <w:rFonts w:ascii="Times New Roman" w:hAnsi="Times New Roman"/>
+                      <w:sz w:val="16"/>
+                      <w:szCs w:val="24"/>
+                    </w:rPr>
+                    <w:t>Пол</w:t>
+                  </w:r>
+                </w:p>
+              </w:tc>
+              <w:tc>
+                <w:tcPr>
+                  <w:tcW w:w="2203" w:type="dxa"/>
+                </w:tcPr>
+                <w:p>
+                  <w:pPr>
+                    <w:pStyle w:val="NoSpacing"/>
+                    <w:rPr>
+                      <w:rFonts w:ascii="Times New Roman" w:hAnsi="Times New Roman"/>
+                      <w:sz w:val="16"/>
+                      <w:szCs w:val="16"/>
+                    </w:rPr>
+                  </w:pPr>
+                  <w:r>
+                    <w:rPr>
+                      <w:rFonts w:ascii="Times New Roman" w:hAnsi="Times New Roman"/>
+                      <w:sz w:val="16"/>
+                      <w:szCs w:val="24"/>
+                    </w:rPr>
+                    <w:t>Место рождения</w:t>
+                  </w:r>
+                </w:p>
+              </w:tc>
+              <w:tc>
+                <w:tcPr>
+                  <w:tcW w:w="2095" w:type="dxa"/>
+                </w:tcPr>
+                <w:p>
+                  <w:pPr>
+                    <w:pStyle w:val="NoSpacing"/>
+                    <w:rPr>
+                      <w:rFonts w:ascii="Times New Roman" w:hAnsi="Times New Roman"/>
+                      <w:sz w:val="16"/>
+                      <w:szCs w:val="16"/>
+                    </w:rPr>
+                  </w:pPr>
+                </w:p>
+              </w:tc>
+            </w:tr>
+            <w:tr>
+              <w:tc>
+                <w:tcPr>
+                  <w:tcW w:w="1651" w:type="dxa"/>
+                </w:tcPr>
+                <w:p>
+                  <w:pPr>
+                    <w:pStyle w:val="NoSpacing"/>
+                    <w:jc w:val="center"/>
+                    <w:rPr>
+                      <w:rFonts w:ascii="Times New Roman" w:hAnsi="Times New Roman"/>
+                      <w:b/>
+                      <w:sz w:val="24"/>
+                      <w:szCs w:val="24"/>
+                    </w:rPr>
+                  </w:pPr>
+                </w:p>
+              </w:tc>
+              <w:tc>
+                <w:tcPr>
+                  <w:tcW w:w="2407" w:type="dxa"/>
+                </w:tcPr>
+                <w:p>
+                  <w:pPr>
+                    <w:pStyle w:val="NoSpacing"/>
+                    <w:rPr>
+                      <w:rFonts w:ascii="Times New Roman" w:hAnsi="Times New Roman"/>
+                      <w:b/>
+                      <w:sz w:val="20"/>
+                      <w:szCs w:val="20"/>
+                    </w:rPr>
+                  </w:pPr>
+                  <w:r>
+                    <w:rPr>
+                      <w:rFonts w:ascii="Times New Roman" w:hAnsi="Times New Roman"/>
+                      <w:b/>
+                      <w:sz w:val="20"/>
+                      <w:szCs w:val="20"/>
+                    </w:rPr>
+                    <w:t>Ген1</w:t>
+                  </w:r>
+                </w:p>
+              </w:tc>
+              <w:tc>
+                <w:tcPr>
+                  <w:tcW w:w="2203" w:type="dxa"/>
+                </w:tcPr>
+                <w:p>
+                  <w:pPr>
+                    <w:pStyle w:val="NoSpacing"/>
+                    <w:rPr>
+                      <w:rFonts w:ascii="Times New Roman" w:hAnsi="Times New Roman"/>
+                      <w:b/>
+                      <w:sz w:val="20"/>
+                      <w:szCs w:val="24"/>
+                    </w:rPr>
+                  </w:pPr>
+                  <w:r>
+                    <w:rPr>
+                      <w:rFonts w:ascii="Times New Roman" w:hAnsi="Times New Roman"/>
+                      <w:b/>
+                      <w:sz w:val="20"/>
+                      <w:szCs w:val="24"/>
+                    </w:rPr>
+                    <w:t>Поля6</w:t>
+                  </w:r>
+                </w:p>
+              </w:tc>
+              <w:tc>
+                <w:tcPr>
+                  <w:tcW w:w="2095" w:type="dxa"/>
+                </w:tcPr>
+                <w:p>
+                  <w:pPr>
+                    <w:pStyle w:val="NoSpacing"/>
+                    <w:rPr>
+                      <w:rFonts w:ascii="Times New Roman" w:hAnsi="Times New Roman"/>
+                      <w:sz w:val="16"/>
+                      <w:szCs w:val="24"/>
+                    </w:rPr>
+                  </w:pPr>
+                </w:p>
+              </w:tc>
+            </w:tr>
+            <w:tr>
+              <w:tc>
+                <w:tcPr>
+                  <w:tcW w:w="1651" w:type="dxa"/>
+                </w:tcPr>
+                <w:p>
+                  <w:pPr>
+                    <w:pStyle w:val="NoSpacing"/>
+                    <w:jc w:val="center"/>
+                    <w:rPr>
+                      <w:rFonts w:ascii="Times New Roman" w:hAnsi="Times New Roman"/>
+                      <w:b/>
+                      <w:sz w:val="24"/>
+                      <w:szCs w:val="24"/>
+                    </w:rPr>
+                  </w:pPr>
+                </w:p>
+              </w:tc>
+              <w:tc>
+                <w:tcPr>
+                  <w:tcW w:w="2407" w:type="dxa"/>
+                </w:tcPr>
+                <w:p>
+                  <w:pPr>
+                    <w:pStyle w:val="NoSpacing"/>
+                    <w:rPr>
+                      <w:rFonts w:ascii="Times New Roman" w:hAnsi="Times New Roman"/>
+                      <w:sz w:val="20"/>
+                      <w:szCs w:val="20"/>
+                    </w:rPr>
+                  </w:pPr>
+                  <w:r>
+                    <w:rPr>
+                      <w:rFonts w:ascii="Times New Roman" w:hAnsi="Times New Roman"/>
+                      <w:sz w:val="16"/>
+                      <w:szCs w:val="24"/>
+                    </w:rPr>
+                    <w:t>Дата выдачи</w:t>
+                  </w:r>
+                </w:p>
+              </w:tc>
+              <w:tc>
+                <w:tcPr>
+                  <w:tcW w:w="2203" w:type="dxa"/>
+                </w:tcPr>
+                <w:p>
+                  <w:pPr>
+                    <w:pStyle w:val="NoSpacing"/>
+                    <w:rPr>
+                      <w:rFonts w:ascii="Times New Roman" w:hAnsi="Times New Roman"/>
+                      <w:sz w:val="20"/>
+                      <w:szCs w:val="24"/>
+                    </w:rPr>
+                  </w:pPr>
+                </w:p>
+              </w:tc>
+              <w:tc>
+                <w:tcPr>
+                  <w:tcW w:w="2095" w:type="dxa"/>
+                </w:tcPr>
+                <w:p>
+                  <w:pPr>
+                    <w:pStyle w:val="NoSpacing"/>
+                    <w:rPr>
+                      <w:rFonts w:ascii="Times New Roman" w:hAnsi="Times New Roman"/>
+                      <w:sz w:val="16"/>
+                      <w:szCs w:val="24"/>
+                    </w:rPr>
+                  </w:pPr>
+                </w:p>
+              </w:tc>
+            </w:tr>
+            <w:tr>
+              <w:tc>
+                <w:tcPr>
+                  <w:tcW w:w="1651" w:type="dxa"/>
+                </w:tcPr>
+                <w:p>
+                  <w:pPr>
+                    <w:pStyle w:val="NoSpacing"/>
+                    <w:jc w:val="center"/>
+                    <w:rPr>
+                      <w:rFonts w:ascii="Times New Roman" w:hAnsi="Times New Roman"/>
+                      <w:b/>
+                      <w:sz w:val="24"/>
+                      <w:szCs w:val="24"/>
+                    </w:rPr>
+                  </w:pPr>
+                </w:p>
+              </w:tc>
+              <w:tc>
+                <w:tcPr>
+                  <w:tcW w:w="2407" w:type="dxa"/>
+                </w:tcPr>
+                <w:p>
+                  <w:pPr>
+                    <w:pStyle w:val="NoSpacing"/>
+                    <w:rPr>
+                      <w:rFonts w:ascii="Times New Roman" w:hAnsi="Times New Roman"/>
+                      <w:b/>
+                      <w:sz w:val="20"/>
+                      <w:szCs w:val="20"/>
+                    </w:rPr>
+                  </w:pPr>
+                  <w:r>
+                    <w:rPr>
+                      <w:rFonts w:ascii="Times New Roman" w:hAnsi="Times New Roman"/>
+                      <w:b/>
+                      <w:sz w:val="20"/>
+                      <w:szCs w:val="24"/>
+                    </w:rPr>
+                    <w:t>Поля7</w:t>
+                  </w:r>
+                </w:p>
+              </w:tc>
+              <w:tc>
+                <w:tcPr>
+                  <w:tcW w:w="2203" w:type="dxa"/>
+                </w:tcPr>
+                <w:p>
+                  <w:pPr>
+                    <w:pStyle w:val="NoSpacing"/>
+                    <w:rPr>
+                      <w:rFonts w:ascii="Times New Roman" w:hAnsi="Times New Roman"/>
+                      <w:sz w:val="20"/>
+                      <w:szCs w:val="24"/>
+                    </w:rPr>
+                  </w:pPr>
+                </w:p>
+              </w:tc>
+              <w:tc>
+                <w:tcPr>
+                  <w:tcW w:w="2095" w:type="dxa"/>
+                </w:tcPr>
+                <w:p>
+                  <w:pPr>
+                    <w:pStyle w:val="NoSpacing"/>
+                    <w:rPr>
+                      <w:rFonts w:ascii="Times New Roman" w:hAnsi="Times New Roman"/>
+                      <w:sz w:val="16"/>
+                      <w:szCs w:val="24"/>
+                    </w:rPr>
+                  </w:pPr>
                 </w:p>
               </w:tc>
             </w:tr>
             <w:tr>
               <w:tblPrEx>
-                <w:tblCellMar>
-                  <w:top w:w="0" w:type="dxa"/>
-                  <w:left w:w="0" w:type="dxa"/>
-                  <w:bottom w:w="0" w:type="dxa"/>
-                  <w:right w:w="0" w:type="dxa"/>
-                </w:tblCellMar>
+                <w:tblLook w:val="0000" w:firstRow="0" w:lastRow="0" w:firstColumn="0" w:lastColumn="0" w:noHBand="0" w:noVBand="0"/>
               </w:tblPrEx>
               <w:tc>
                 <w:tcPr>
                   <w:tcW w:w="1651" w:type="dxa"/>
-                  <w:shd w:val="clear" w:color="auto" w:fill="auto"/>
                 </w:tcPr>
                 <w:p>
                   <w:pPr>
@@ -700,40 +1790,51 @@
               <w:tc>
                 <w:tcPr>
                   <w:tcW w:w="2407" w:type="dxa"/>
-                  <w:shd w:val="clear" w:color="auto" w:fill="auto"/>
-                </w:tcPr>
-                <w:p>
-                  <w:pPr>
-                    <w:pStyle w:val="NoSpacing"/>
-                    <w:rPr>
-                      <w:rFonts w:ascii="Times New Roman" w:hAnsi="Times New Roman"/>
-                      <w:b/>
+                </w:tcPr>
+                <w:p>
+                  <w:pPr>
+                    <w:pStyle w:val="NoSpacing"/>
+                    <w:rPr>
+                      <w:rFonts w:ascii="Times New Roman" w:hAnsi="Times New Roman"/>
+                      <w:sz w:val="20"/>
+                      <w:szCs w:val="24"/>
+                    </w:rPr>
+                  </w:pPr>
+                  <w:r>
+                    <w:rPr>
+                      <w:rFonts w:ascii="Times New Roman" w:hAnsi="Times New Roman"/>
                       <w:sz w:val="16"/>
                       <w:szCs w:val="24"/>
                     </w:rPr>
-                  </w:pPr>
-                  <w:r>
-                    <w:rPr>
-                      <w:rFonts w:ascii="Times New Roman" w:hAnsi="Times New Roman"/>
-                      <w:b/>
-                      <w:sz w:val="20"/>
-                      <w:szCs w:val="24"/>
-                    </w:rPr>
-                    <w:t>Р</w:t>
+                    <w:t>Дата окончания срока действия</w:t>
                   </w:r>
                 </w:p>
               </w:tc>
               <w:tc>
                 <w:tcPr>
                   <w:tcW w:w="2203" w:type="dxa"/>
-                  <w:shd w:val="clear" w:color="auto" w:fill="auto"/>
-                </w:tcPr>
-                <w:p>
-                  <w:pPr>
-                    <w:pStyle w:val="NoSpacing"/>
-                    <w:rPr>
-                      <w:rFonts w:ascii="Times New Roman" w:hAnsi="Times New Roman"/>
-                      <w:b/>
+                </w:tcPr>
+                <w:p>
+                  <w:pPr>
+                    <w:pStyle w:val="NoSpacing"/>
+                    <w:rPr>
+                      <w:rFonts w:ascii="Times New Roman" w:hAnsi="Times New Roman"/>
+                      <w:sz w:val="20"/>
+                      <w:szCs w:val="24"/>
+                    </w:rPr>
+                  </w:pPr>
+                </w:p>
+              </w:tc>
+              <w:tc>
+                <w:tcPr>
+                  <w:tcW w:w="2095" w:type="dxa"/>
+                </w:tcPr>
+                <w:p>
+                  <w:pPr>
+                    <w:pStyle w:val="NoSpacing"/>
+                    <w:jc w:val="center"/>
+                    <w:rPr>
+                      <w:rFonts w:ascii="Times New Roman" w:hAnsi="Times New Roman"/>
                       <w:sz w:val="16"/>
                       <w:szCs w:val="24"/>
                     </w:rPr>
@@ -741,1219 +1842,21 @@
                   <w:r>
                     <w:rPr>
                       <w:rFonts w:ascii="Times New Roman" w:hAnsi="Times New Roman"/>
-                      <w:b/>
-                      <w:sz w:val="20"/>
-                      <w:szCs w:val="24"/>
-                      <w:lang w:val="tr-TR"/>
-                    </w:rPr>
-                    <w:t>T</w:t>
-                  </w:r>
-                  <w:r>
-                    <w:rPr>
-                      <w:rFonts w:ascii="Times New Roman" w:hAnsi="Times New Roman"/>
-                      <w:b/>
-                      <w:sz w:val="20"/>
-                      <w:szCs w:val="24"/>
-                    </w:rPr>
-                    <w:t>КМ</w:t>
-                  </w:r>
-                </w:p>
-              </w:tc>
-              <w:tc>
-                <w:tcPr>
-                  <w:tcW w:w="2095" w:type="dxa"/>
-                  <w:shd w:val="clear" w:color="auto" w:fill="auto"/>
-                </w:tcPr>
-                <w:p>
-                  <w:pPr>
-                    <w:pStyle w:val="NoSpacing"/>
-                    <w:rPr>
-                      <w:rFonts w:ascii="Times New Roman" w:hAnsi="Times New Roman"/>
-                      <w:b/>
                       <w:sz w:val="16"/>
                       <w:szCs w:val="24"/>
                     </w:rPr>
-                  </w:pPr>
-                  <w:r>
-                    <w:rPr>
-                      <w:rFonts w:ascii="Times New Roman" w:hAnsi="Times New Roman"/>
-                      <w:b/>
-                    </w:rPr>
-                    <w:t>Поля0</w:t>
+                    <w:t>Подпись владельца</w:t>
                   </w:r>
                 </w:p>
               </w:tc>
             </w:tr>
             <w:tr>
               <w:tblPrEx>
-                <w:tblCellMar>
-                  <w:top w:w="0" w:type="dxa"/>
-                  <w:left w:w="0" w:type="dxa"/>
-                  <w:bottom w:w="0" w:type="dxa"/>
-                  <w:right w:w="0" w:type="dxa"/>
-                </w:tblCellMar>
-              </w:tblPrEx>
-              <w:tc>
-                <w:tcPr>
-                  <w:tcW w:w="1651" w:type="dxa"/>
-                  <w:shd w:val="clear" w:color="auto" w:fill="auto"/>
-                </w:tcPr>
-                <w:p>
-                  <w:pPr>
-                    <w:pStyle w:val="NoSpacing"/>
-                    <w:jc w:val="center"/>
-                    <w:rPr>
-                      <w:rFonts w:ascii="Times New Roman" w:hAnsi="Times New Roman"/>
-                      <w:b/>
-                      <w:sz w:val="24"/>
-                      <w:szCs w:val="24"/>
-                    </w:rPr>
-                  </w:pPr>
-                </w:p>
-              </w:tc>
-              <w:tc>
-                <w:tcPr>
-                  <w:tcW w:w="2407" w:type="dxa"/>
-                  <w:shd w:val="clear" w:color="auto" w:fill="auto"/>
-                </w:tcPr>
-                <w:p>
-                  <w:pPr>
-                    <w:pStyle w:val="NoSpacing"/>
-                    <w:rPr>
-                      <w:rFonts w:ascii="Times New Roman" w:hAnsi="Times New Roman"/>
-                      <w:sz w:val="20"/>
-                      <w:szCs w:val="24"/>
-                    </w:rPr>
-                  </w:pPr>
-                  <w:r>
-                    <w:rPr>
-                      <w:rFonts w:ascii="Times New Roman" w:hAnsi="Times New Roman"/>
-                      <w:sz w:val="16"/>
-                      <w:szCs w:val="24"/>
-                    </w:rPr>
-                    <w:t>Фамилия</w:t>
-                  </w:r>
-                  <w:r>
-                    <w:rPr>
-                      <w:rFonts w:ascii="Times New Roman" w:hAnsi="Times New Roman"/>
-                      <w:sz w:val="24"/>
-                      <w:szCs w:val="24"/>
-                    </w:rPr>
-                    <w:tab/>
-                  </w:r>
-                </w:p>
-              </w:tc>
-              <w:tc>
-                <w:tcPr>
-                  <w:tcW w:w="2203" w:type="dxa"/>
-                  <w:shd w:val="clear" w:color="auto" w:fill="auto"/>
-                </w:tcPr>
-                <w:p>
-                  <w:pPr>
-                    <w:pStyle w:val="NoSpacing"/>
-                    <w:rPr>
-                      <w:rFonts w:ascii="Times New Roman" w:hAnsi="Times New Roman"/>
-                      <w:sz w:val="20"/>
-                      <w:szCs w:val="24"/>
-                      <w:lang w:val="tr-TR"/>
-                    </w:rPr>
-                  </w:pPr>
-                </w:p>
-              </w:tc>
-              <w:tc>
-                <w:tcPr>
-                  <w:tcW w:w="2095" w:type="dxa"/>
-                  <w:shd w:val="clear" w:color="auto" w:fill="auto"/>
-                </w:tcPr>
-                <w:p>
-                  <w:pPr>
-                    <w:pStyle w:val="NoSpacing"/>
-                    <w:rPr>
-                      <w:rFonts w:ascii="Times New Roman" w:hAnsi="Times New Roman"/>
-                      <w:sz w:val="20"/>
-                      <w:szCs w:val="24"/>
-                    </w:rPr>
-                  </w:pPr>
-                </w:p>
-              </w:tc>
-            </w:tr>
-            <w:tr>
-              <w:tblPrEx>
-                <w:tblCellMar>
-                  <w:top w:w="0" w:type="dxa"/>
-                  <w:left w:w="0" w:type="dxa"/>
-                  <w:bottom w:w="0" w:type="dxa"/>
-                  <w:right w:w="0" w:type="dxa"/>
-                </w:tblCellMar>
-              </w:tblPrEx>
-              <w:tc>
-                <w:tcPr>
-                  <w:tcW w:w="1651" w:type="dxa"/>
-                  <w:shd w:val="clear" w:color="auto" w:fill="auto"/>
-                </w:tcPr>
-                <w:p>
-                  <w:pPr>
-                    <w:pStyle w:val="NoSpacing"/>
-                    <w:jc w:val="center"/>
-                    <w:rPr>
-                      <w:rFonts w:ascii="Times New Roman" w:hAnsi="Times New Roman"/>
-                      <w:b/>
-                      <w:sz w:val="24"/>
-                      <w:szCs w:val="24"/>
-                    </w:rPr>
-                  </w:pPr>
-                </w:p>
-              </w:tc>
-              <w:tc>
-                <w:tcPr>
-                  <w:tcW w:w="2407" w:type="dxa"/>
-                  <w:shd w:val="clear" w:color="auto" w:fill="auto"/>
-                </w:tcPr>
-                <w:p>
-                  <w:pPr>
-                    <w:pStyle w:val="NoSpacing"/>
-                    <w:rPr>
-                      <w:rFonts w:ascii="Times New Roman" w:hAnsi="Times New Roman"/>
-                      <w:b/>
-                      <w:sz w:val="20"/>
-                      <w:szCs w:val="24"/>
-                    </w:rPr>
-                  </w:pPr>
-                  <w:r>
-                    <w:rPr>
-                      <w:rFonts w:ascii="Times New Roman" w:hAnsi="Times New Roman"/>
-                      <w:b/>
-                      <w:sz w:val="20"/>
-                      <w:szCs w:val="24"/>
-                    </w:rPr>
-                    <w:t>Поля1</w:t>
-                  </w:r>
-                  <w:r>
-                    <w:rPr>
-                      <w:rFonts w:ascii="Times New Roman" w:hAnsi="Times New Roman"/>
-                      <w:b/>
-                      <w:sz w:val="20"/>
-                      <w:szCs w:val="24"/>
-                    </w:rPr>
-                    <w:t xml:space="preserve"> </w:t>
-                  </w:r>
-                  <w:r>
-                    <w:rPr>
-                      <w:rFonts w:ascii="Times New Roman" w:hAnsi="Times New Roman"/>
-                      <w:b/>
-                      <w:sz w:val="20"/>
-                      <w:szCs w:val="24"/>
-                      <w:lang w:val="en-US"/>
-                    </w:rPr>
-                    <w:t xml:space="preserve">     </w:t>
-                  </w:r>
-                  <w:r>
-                    <w:rPr>
-                      <w:rFonts w:ascii="Times New Roman" w:hAnsi="Times New Roman"/>
-                      <w:b/>
-                      <w:sz w:val="20"/>
-                      <w:szCs w:val="24"/>
-                    </w:rPr>
-                    <w:t xml:space="preserve">   </w:t>
-                  </w:r>
-                  <w:r>
-                    <w:rPr>
-                      <w:rFonts w:ascii="Times New Roman" w:hAnsi="Times New Roman"/>
-                      <w:b/>
-                      <w:sz w:val="20"/>
-                      <w:szCs w:val="24"/>
-                      <w:lang w:val="en-US"/>
-                    </w:rPr>
-                    <w:t xml:space="preserve"> </w:t>
-                  </w:r>
-                  <w:r>
-                    <w:rPr>
-                      <w:rFonts w:ascii="Times New Roman" w:hAnsi="Times New Roman"/>
-                      <w:b/>
-                      <w:sz w:val="20"/>
-                      <w:szCs w:val="24"/>
-                    </w:rPr>
-                    <w:t xml:space="preserve"> </w:t>
-                  </w:r>
-                </w:p>
-              </w:tc>
-              <w:tc>
-                <w:tcPr>
-                  <w:tcW w:w="2203" w:type="dxa"/>
-                  <w:shd w:val="clear" w:color="auto" w:fill="auto"/>
-                </w:tcPr>
-                <w:p>
-                  <w:pPr>
-                    <w:pStyle w:val="NoSpacing"/>
-                    <w:rPr>
-                      <w:rFonts w:ascii="Times New Roman" w:hAnsi="Times New Roman"/>
-                      <w:sz w:val="20"/>
-                      <w:szCs w:val="24"/>
-                      <w:lang w:val="tr-TR"/>
-                    </w:rPr>
-                  </w:pPr>
-                </w:p>
-              </w:tc>
-              <w:tc>
-                <w:tcPr>
-                  <w:tcW w:w="2095" w:type="dxa"/>
-                  <w:shd w:val="clear" w:color="auto" w:fill="auto"/>
-                </w:tcPr>
-                <w:p>
-                  <w:pPr>
-                    <w:pStyle w:val="NoSpacing"/>
-                    <w:rPr>
-                      <w:rFonts w:ascii="Times New Roman" w:hAnsi="Times New Roman"/>
-                      <w:sz w:val="20"/>
-                      <w:szCs w:val="24"/>
-                    </w:rPr>
-                  </w:pPr>
-                </w:p>
-              </w:tc>
-            </w:tr>
-            <w:tr>
-              <w:tblPrEx>
-                <w:tblCellMar>
-                  <w:top w:w="0" w:type="dxa"/>
-                  <w:left w:w="0" w:type="dxa"/>
-                  <w:bottom w:w="0" w:type="dxa"/>
-                  <w:right w:w="0" w:type="dxa"/>
-                </w:tblCellMar>
-              </w:tblPrEx>
-              <w:tc>
-                <w:tcPr>
-                  <w:tcW w:w="1651" w:type="dxa"/>
-                  <w:shd w:val="clear" w:color="auto" w:fill="auto"/>
-                </w:tcPr>
-                <w:p>
-                  <w:pPr>
-                    <w:pStyle w:val="NoSpacing"/>
-                    <w:jc w:val="center"/>
-                    <w:rPr>
-                      <w:rFonts w:ascii="Times New Roman" w:hAnsi="Times New Roman"/>
-                      <w:b/>
-                      <w:sz w:val="24"/>
-                      <w:szCs w:val="24"/>
-                    </w:rPr>
-                  </w:pPr>
-                </w:p>
-              </w:tc>
-              <w:tc>
-                <w:tcPr>
-                  <w:tcW w:w="2407" w:type="dxa"/>
-                  <w:shd w:val="clear" w:color="auto" w:fill="auto"/>
-                </w:tcPr>
-                <w:p>
-                  <w:pPr>
-                    <w:pStyle w:val="NoSpacing"/>
-                    <w:rPr>
-                      <w:rFonts w:ascii="Times New Roman" w:hAnsi="Times New Roman"/>
-                      <w:sz w:val="20"/>
-                      <w:szCs w:val="24"/>
-                    </w:rPr>
-                  </w:pPr>
-                  <w:r>
-                    <w:rPr>
-                      <w:rFonts w:ascii="Times New Roman" w:hAnsi="Times New Roman"/>
-                      <w:sz w:val="16"/>
-                      <w:szCs w:val="24"/>
-                    </w:rPr>
-                    <w:t>Имя</w:t>
-                  </w:r>
-                </w:p>
-              </w:tc>
-              <w:tc>
-                <w:tcPr>
-                  <w:tcW w:w="2203" w:type="dxa"/>
-                  <w:shd w:val="clear" w:color="auto" w:fill="auto"/>
-                </w:tcPr>
-                <w:p>
-                  <w:pPr>
-                    <w:pStyle w:val="NoSpacing"/>
-                    <w:rPr>
-                      <w:rFonts w:ascii="Times New Roman" w:hAnsi="Times New Roman"/>
-                      <w:sz w:val="20"/>
-                      <w:szCs w:val="24"/>
-                      <w:lang w:val="tr-TR"/>
-                    </w:rPr>
-                  </w:pPr>
-                </w:p>
-              </w:tc>
-              <w:tc>
-                <w:tcPr>
-                  <w:tcW w:w="2095" w:type="dxa"/>
-                  <w:shd w:val="clear" w:color="auto" w:fill="auto"/>
-                </w:tcPr>
-                <w:p>
-                  <w:pPr>
-                    <w:pStyle w:val="NoSpacing"/>
-                    <w:rPr>
-                      <w:rFonts w:ascii="Times New Roman" w:hAnsi="Times New Roman"/>
-                      <w:sz w:val="20"/>
-                      <w:szCs w:val="24"/>
-                    </w:rPr>
-                  </w:pPr>
-                </w:p>
-              </w:tc>
-            </w:tr>
-            <w:tr>
-              <w:tblPrEx>
-                <w:tblCellMar>
-                  <w:top w:w="0" w:type="dxa"/>
-                  <w:left w:w="0" w:type="dxa"/>
-                  <w:bottom w:w="0" w:type="dxa"/>
-                  <w:right w:w="0" w:type="dxa"/>
-                </w:tblCellMar>
-              </w:tblPrEx>
-              <w:tc>
-                <w:tcPr>
-                  <w:tcW w:w="1651" w:type="dxa"/>
-                  <w:shd w:val="clear" w:color="auto" w:fill="auto"/>
-                </w:tcPr>
-                <w:p>
-                  <w:pPr>
-                    <w:pStyle w:val="NoSpacing"/>
-                    <w:jc w:val="center"/>
-                    <w:rPr>
-                      <w:rFonts w:ascii="Times New Roman" w:hAnsi="Times New Roman"/>
-                      <w:b/>
-                      <w:sz w:val="24"/>
-                      <w:szCs w:val="24"/>
-                    </w:rPr>
-                  </w:pPr>
-                </w:p>
-              </w:tc>
-              <w:tc>
-                <w:tcPr>
-                  <w:tcW w:w="2407" w:type="dxa"/>
-                  <w:shd w:val="clear" w:color="auto" w:fill="auto"/>
-                </w:tcPr>
-                <w:p>
-                  <w:pPr>
-                    <w:pStyle w:val="NoSpacing"/>
-                    <w:rPr>
-                      <w:rFonts w:ascii="Times New Roman" w:hAnsi="Times New Roman"/>
-                      <w:b/>
-                      <w:sz w:val="20"/>
-                      <w:szCs w:val="24"/>
-                    </w:rPr>
-                  </w:pPr>
-                  <w:r>
-                    <w:rPr>
-                      <w:rFonts w:ascii="Times New Roman" w:hAnsi="Times New Roman"/>
-                      <w:b/>
-                      <w:sz w:val="20"/>
-                      <w:szCs w:val="24"/>
-                    </w:rPr>
-                    <w:t>Поля2</w:t>
-                  </w:r>
-                </w:p>
-              </w:tc>
-              <w:tc>
-                <w:tcPr>
-                  <w:tcW w:w="2203" w:type="dxa"/>
-                  <w:shd w:val="clear" w:color="auto" w:fill="auto"/>
-                </w:tcPr>
-                <w:p>
-                  <w:pPr>
-                    <w:pStyle w:val="NoSpacing"/>
-                    <w:rPr>
-                      <w:rFonts w:ascii="Times New Roman" w:hAnsi="Times New Roman"/>
-                      <w:sz w:val="20"/>
-                      <w:szCs w:val="24"/>
-                      <w:lang w:val="tr-TR"/>
-                    </w:rPr>
-                  </w:pPr>
-                </w:p>
-              </w:tc>
-              <w:tc>
-                <w:tcPr>
-                  <w:tcW w:w="2095" w:type="dxa"/>
-                  <w:shd w:val="clear" w:color="auto" w:fill="auto"/>
-                </w:tcPr>
-                <w:p>
-                  <w:pPr>
-                    <w:pStyle w:val="NoSpacing"/>
-                    <w:rPr>
-                      <w:rFonts w:ascii="Times New Roman" w:hAnsi="Times New Roman"/>
-                      <w:sz w:val="20"/>
-                      <w:szCs w:val="24"/>
-                    </w:rPr>
-                  </w:pPr>
-                </w:p>
-              </w:tc>
-            </w:tr>
-            <w:tr>
-              <w:tblPrEx>
-                <w:tblCellMar>
-                  <w:top w:w="0" w:type="dxa"/>
-                  <w:left w:w="0" w:type="dxa"/>
-                  <w:bottom w:w="0" w:type="dxa"/>
-                  <w:right w:w="0" w:type="dxa"/>
-                </w:tblCellMar>
-              </w:tblPrEx>
-              <w:tc>
-                <w:tcPr>
-                  <w:tcW w:w="1651" w:type="dxa"/>
-                  <w:shd w:val="clear" w:color="auto" w:fill="auto"/>
-                </w:tcPr>
-                <w:p>
-                  <w:pPr>
-                    <w:pStyle w:val="NoSpacing"/>
-                    <w:jc w:val="center"/>
-                    <w:rPr>
-                      <w:rFonts w:ascii="Times New Roman" w:hAnsi="Times New Roman"/>
-                      <w:b/>
-                      <w:sz w:val="24"/>
-                      <w:szCs w:val="24"/>
-                    </w:rPr>
-                  </w:pPr>
-                </w:p>
-              </w:tc>
-              <w:tc>
-                <w:tcPr>
-                  <w:tcW w:w="2407" w:type="dxa"/>
-                  <w:shd w:val="clear" w:color="auto" w:fill="auto"/>
-                </w:tcPr>
-                <w:p>
-                  <w:pPr>
-                    <w:pStyle w:val="NoSpacing"/>
-                    <w:rPr>
-                      <w:rFonts w:ascii="Times New Roman" w:hAnsi="Times New Roman"/>
-                      <w:sz w:val="20"/>
-                      <w:szCs w:val="24"/>
-                    </w:rPr>
-                  </w:pPr>
-                  <w:r>
-                    <w:rPr>
-                      <w:rFonts w:ascii="Times New Roman" w:hAnsi="Times New Roman"/>
-                      <w:sz w:val="16"/>
-                      <w:szCs w:val="24"/>
-                    </w:rPr>
-                    <w:t>Гражданство</w:t>
-                  </w:r>
-                </w:p>
-              </w:tc>
-              <w:tc>
-                <w:tcPr>
-                  <w:tcW w:w="2203" w:type="dxa"/>
-                  <w:shd w:val="clear" w:color="auto" w:fill="auto"/>
-                </w:tcPr>
-                <w:p>
-                  <w:pPr>
-                    <w:pStyle w:val="NoSpacing"/>
-                    <w:rPr>
-                      <w:rFonts w:ascii="Times New Roman" w:hAnsi="Times New Roman"/>
-                      <w:sz w:val="20"/>
-                      <w:szCs w:val="24"/>
-                      <w:lang w:val="tr-TR"/>
-                    </w:rPr>
-                  </w:pPr>
-                </w:p>
-              </w:tc>
-              <w:tc>
-                <w:tcPr>
-                  <w:tcW w:w="2095" w:type="dxa"/>
-                  <w:shd w:val="clear" w:color="auto" w:fill="auto"/>
-                </w:tcPr>
-                <w:p>
-                  <w:pPr>
-                    <w:pStyle w:val="NoSpacing"/>
-                    <w:rPr>
-                      <w:rFonts w:ascii="Times New Roman" w:hAnsi="Times New Roman"/>
-                      <w:sz w:val="20"/>
-                      <w:szCs w:val="24"/>
-                    </w:rPr>
-                  </w:pPr>
-                  <w:r>
-                    <w:rPr>
-                      <w:rFonts w:ascii="Times New Roman" w:hAnsi="Times New Roman"/>
-                      <w:sz w:val="16"/>
-                      <w:szCs w:val="24"/>
-                    </w:rPr>
-                    <w:t>Персональный №</w:t>
-                  </w:r>
-                </w:p>
-              </w:tc>
-            </w:tr>
-            <w:tr>
-              <w:tblPrEx>
-                <w:tblCellMar>
-                  <w:top w:w="0" w:type="dxa"/>
-                  <w:left w:w="0" w:type="dxa"/>
-                  <w:bottom w:w="0" w:type="dxa"/>
-                  <w:right w:w="0" w:type="dxa"/>
-                </w:tblCellMar>
-              </w:tblPrEx>
-              <w:tc>
-                <w:tcPr>
-                  <w:tcW w:w="1651" w:type="dxa"/>
-                  <w:shd w:val="clear" w:color="auto" w:fill="auto"/>
-                </w:tcPr>
-                <w:p>
-                  <w:pPr>
-                    <w:pStyle w:val="NoSpacing"/>
-                    <w:jc w:val="center"/>
-                    <w:rPr>
-                      <w:rFonts w:ascii="Times New Roman" w:hAnsi="Times New Roman"/>
-                      <w:b/>
-                      <w:sz w:val="24"/>
-                      <w:szCs w:val="24"/>
-                    </w:rPr>
-                  </w:pPr>
-                </w:p>
-              </w:tc>
-              <w:tc>
-                <w:tcPr>
-                  <w:tcW w:w="2407" w:type="dxa"/>
-                  <w:shd w:val="clear" w:color="auto" w:fill="auto"/>
-                </w:tcPr>
-                <w:p>
-                  <w:pPr>
-                    <w:pStyle w:val="NoSpacing"/>
-                    <w:rPr>
-                      <w:rFonts w:ascii="Times New Roman" w:hAnsi="Times New Roman"/>
-                      <w:b/>
-                      <w:sz w:val="20"/>
-                      <w:szCs w:val="24"/>
-                    </w:rPr>
-                  </w:pPr>
-                  <w:r>
-                    <w:rPr>
-                      <w:rFonts w:ascii="Times New Roman" w:hAnsi="Times New Roman"/>
-                      <w:b/>
-                      <w:sz w:val="20"/>
-                      <w:szCs w:val="24"/>
-                    </w:rPr>
-                    <w:t>ТУРКМЕНИСТАН</w:t>
-                  </w:r>
-                </w:p>
-              </w:tc>
-              <w:tc>
-                <w:tcPr>
-                  <w:tcW w:w="2203" w:type="dxa"/>
-                  <w:shd w:val="clear" w:color="auto" w:fill="auto"/>
-                </w:tcPr>
-                <w:p>
-                  <w:pPr>
-                    <w:pStyle w:val="NoSpacing"/>
-                    <w:rPr>
-                      <w:rFonts w:ascii="Times New Roman" w:hAnsi="Times New Roman"/>
-                      <w:sz w:val="20"/>
-                      <w:szCs w:val="24"/>
-                      <w:lang w:val="tr-TR"/>
-                    </w:rPr>
-                  </w:pPr>
-                </w:p>
-              </w:tc>
-              <w:tc>
-                <w:tcPr>
-                  <w:tcW w:w="2095" w:type="dxa"/>
-                  <w:shd w:val="clear" w:color="auto" w:fill="auto"/>
-                </w:tcPr>
-                <w:p>
-                  <w:pPr>
-                    <w:pStyle w:val="NoSpacing"/>
-                    <w:rPr>
-                      <w:rFonts w:ascii="Times New Roman" w:hAnsi="Times New Roman"/>
-                      <w:b/>
-                      <w:sz w:val="20"/>
-                      <w:szCs w:val="24"/>
-                    </w:rPr>
-                  </w:pPr>
-                  <w:r>
-                    <w:rPr>
-                      <w:rFonts w:ascii="Times New Roman" w:hAnsi="Times New Roman"/>
-                      <w:b/>
-                      <w:sz w:val="20"/>
-                      <w:szCs w:val="24"/>
-                    </w:rPr>
-                    <w:t>Поля5</w:t>
-                  </w:r>
-                </w:p>
-              </w:tc>
-            </w:tr>
-            <w:tr>
-              <w:tblPrEx>
-                <w:tblCellMar>
-                  <w:top w:w="0" w:type="dxa"/>
-                  <w:left w:w="0" w:type="dxa"/>
-                  <w:bottom w:w="0" w:type="dxa"/>
-                  <w:right w:w="0" w:type="dxa"/>
-                </w:tblCellMar>
-              </w:tblPrEx>
-              <w:tc>
-                <w:tcPr>
-                  <w:tcW w:w="1651" w:type="dxa"/>
-                  <w:shd w:val="clear" w:color="auto" w:fill="auto"/>
-                </w:tcPr>
-                <w:p>
-                  <w:pPr>
-                    <w:pStyle w:val="NoSpacing"/>
-                    <w:jc w:val="center"/>
-                    <w:rPr>
-                      <w:rFonts w:ascii="Times New Roman" w:hAnsi="Times New Roman"/>
-                      <w:b/>
-                      <w:sz w:val="24"/>
-                      <w:szCs w:val="24"/>
-                    </w:rPr>
-                  </w:pPr>
-                  <w:r>
-                    <w:rPr>
-                      <w:rFonts w:ascii="Times New Roman" w:hAnsi="Times New Roman"/>
-                      <w:b/>
-                      <w:sz w:val="24"/>
-                      <w:szCs w:val="24"/>
-                    </w:rPr>
-                    <w:t>/ФОТО/</w:t>
-                  </w:r>
-                </w:p>
-              </w:tc>
-              <w:tc>
-                <w:tcPr>
-                  <w:tcW w:w="2407" w:type="dxa"/>
-                  <w:shd w:val="clear" w:color="auto" w:fill="auto"/>
-                </w:tcPr>
-                <w:p>
-                  <w:pPr>
-                    <w:pStyle w:val="NoSpacing"/>
-                    <w:rPr>
-                      <w:rFonts w:ascii="Times New Roman" w:hAnsi="Times New Roman"/>
-                      <w:sz w:val="20"/>
-                      <w:szCs w:val="24"/>
-                    </w:rPr>
-                  </w:pPr>
-                  <w:r>
-                    <w:rPr>
-                      <w:rFonts w:ascii="Times New Roman" w:hAnsi="Times New Roman"/>
-                      <w:sz w:val="16"/>
-                      <w:szCs w:val="24"/>
-                    </w:rPr>
-                    <w:t>Дата рождения</w:t>
-                  </w:r>
-                </w:p>
-              </w:tc>
-              <w:tc>
-                <w:tcPr>
-                  <w:tcW w:w="2203" w:type="dxa"/>
-                  <w:shd w:val="clear" w:color="auto" w:fill="auto"/>
-                </w:tcPr>
-                <w:p>
-                  <w:pPr>
-                    <w:pStyle w:val="NoSpacing"/>
-                    <w:rPr>
-                      <w:rFonts w:ascii="Times New Roman" w:hAnsi="Times New Roman"/>
-                      <w:sz w:val="20"/>
-                      <w:szCs w:val="24"/>
-                      <w:lang w:val="tr-TR"/>
-                    </w:rPr>
-                  </w:pPr>
-                </w:p>
-              </w:tc>
-              <w:tc>
-                <w:tcPr>
-                  <w:tcW w:w="2095" w:type="dxa"/>
-                  <w:shd w:val="clear" w:color="auto" w:fill="auto"/>
-                </w:tcPr>
-                <w:p>
-                  <w:pPr>
-                    <w:pStyle w:val="NoSpacing"/>
-                    <w:rPr>
-                      <w:rFonts w:ascii="Times New Roman" w:hAnsi="Times New Roman"/>
-                      <w:sz w:val="20"/>
-                      <w:szCs w:val="24"/>
-                      <w:lang w:val="tr-TR"/>
-                    </w:rPr>
-                  </w:pPr>
-                  <w:r>
-                    <w:rPr>
-                      <w:rFonts w:ascii="Times New Roman" w:hAnsi="Times New Roman"/>
-                      <w:sz w:val="16"/>
-                      <w:szCs w:val="24"/>
-                    </w:rPr>
-                    <w:t>Орган, выдавший документ</w:t>
-                  </w:r>
-                </w:p>
-              </w:tc>
-            </w:tr>
-            <w:tr>
-              <w:tblPrEx>
-                <w:tblCellMar>
-                  <w:top w:w="0" w:type="dxa"/>
-                  <w:left w:w="0" w:type="dxa"/>
-                  <w:bottom w:w="0" w:type="dxa"/>
-                  <w:right w:w="0" w:type="dxa"/>
-                </w:tblCellMar>
-              </w:tblPrEx>
-              <w:tc>
-                <w:tcPr>
-                  <w:tcW w:w="1651" w:type="dxa"/>
-                  <w:shd w:val="clear" w:color="auto" w:fill="auto"/>
-                </w:tcPr>
-                <w:p>
-                  <w:pPr>
-                    <w:pStyle w:val="NoSpacing"/>
-                    <w:jc w:val="center"/>
-                    <w:rPr>
-                      <w:rFonts w:ascii="Times New Roman" w:hAnsi="Times New Roman"/>
-                      <w:b/>
-                      <w:sz w:val="24"/>
-                      <w:szCs w:val="24"/>
-                    </w:rPr>
-                  </w:pPr>
-                </w:p>
-              </w:tc>
-              <w:tc>
-                <w:tcPr>
-                  <w:tcW w:w="2407" w:type="dxa"/>
-                  <w:shd w:val="clear" w:color="auto" w:fill="auto"/>
-                </w:tcPr>
-                <w:p>
-                  <w:pPr>
-                    <w:pStyle w:val="NoSpacing"/>
-                    <w:rPr>
-                      <w:rFonts w:ascii="Times New Roman" w:hAnsi="Times New Roman"/>
-                      <w:b/>
-                      <w:sz w:val="20"/>
-                      <w:szCs w:val="24"/>
-                    </w:rPr>
-                  </w:pPr>
-                  <w:r>
-                    <w:rPr>
-                      <w:rFonts w:ascii="Times New Roman" w:hAnsi="Times New Roman"/>
-                      <w:b/>
-                      <w:sz w:val="20"/>
-                      <w:szCs w:val="24"/>
-                    </w:rPr>
-                    <w:t>Поля4</w:t>
-                  </w:r>
-                </w:p>
-              </w:tc>
-              <w:tc>
-                <w:tcPr>
-                  <w:tcW w:w="2203" w:type="dxa"/>
-                  <w:shd w:val="clear" w:color="auto" w:fill="auto"/>
-                </w:tcPr>
-                <w:p>
-                  <w:pPr>
-                    <w:pStyle w:val="NoSpacing"/>
-                    <w:rPr>
-                      <w:rFonts w:ascii="Times New Roman" w:hAnsi="Times New Roman"/>
-                      <w:sz w:val="20"/>
-                      <w:szCs w:val="24"/>
-                      <w:lang w:val="tr-TR"/>
-                    </w:rPr>
-                  </w:pPr>
-                </w:p>
-              </w:tc>
-              <w:tc>
-                <w:tcPr>
-                  <w:tcW w:w="2095" w:type="dxa"/>
-                  <w:shd w:val="clear" w:color="auto" w:fill="auto"/>
-                </w:tcPr>
-                <w:p>
-                  <w:pPr>
-                    <w:pStyle w:val="NoSpacing"/>
-                    <w:rPr>
-                      <w:rFonts w:ascii="Times New Roman" w:hAnsi="Times New Roman"/>
-                      <w:b/>
-                      <w:sz w:val="16"/>
-                      <w:szCs w:val="16"/>
-                    </w:rPr>
-                  </w:pPr>
-                  <w:r>
-                    <w:rPr>
-                      <w:rFonts w:ascii="Times New Roman" w:hAnsi="Times New Roman"/>
-                      <w:b/>
-                      <w:sz w:val="16"/>
-                      <w:szCs w:val="16"/>
-                    </w:rPr>
-                    <w:t>Поля9</w:t>
-                  </w:r>
-                  <w:r>
-                    <w:rPr>
-                      <w:rFonts w:ascii="Times New Roman" w:hAnsi="Times New Roman"/>
-                      <w:b/>
-                      <w:sz w:val="16"/>
-                      <w:szCs w:val="16"/>
-                    </w:rPr>
-                    <w:t xml:space="preserve">                                                                                         </w:t>
-                  </w:r>
-                </w:p>
-              </w:tc>
-            </w:tr>
-            <w:tr>
-              <w:tblPrEx>
-                <w:tblCellMar>
-                  <w:top w:w="0" w:type="dxa"/>
-                  <w:left w:w="0" w:type="dxa"/>
-                  <w:bottom w:w="0" w:type="dxa"/>
-                  <w:right w:w="0" w:type="dxa"/>
-                </w:tblCellMar>
-              </w:tblPrEx>
-              <w:tc>
-                <w:tcPr>
-                  <w:tcW w:w="1651" w:type="dxa"/>
-                  <w:shd w:val="clear" w:color="auto" w:fill="auto"/>
-                </w:tcPr>
-                <w:p>
-                  <w:pPr>
-                    <w:pStyle w:val="NoSpacing"/>
-                    <w:jc w:val="center"/>
-                    <w:rPr>
-                      <w:rFonts w:ascii="Times New Roman" w:hAnsi="Times New Roman"/>
-                      <w:b/>
-                      <w:sz w:val="24"/>
-                      <w:szCs w:val="24"/>
-                    </w:rPr>
-                  </w:pPr>
-                </w:p>
-              </w:tc>
-              <w:tc>
-                <w:tcPr>
-                  <w:tcW w:w="2407" w:type="dxa"/>
-                  <w:shd w:val="clear" w:color="auto" w:fill="auto"/>
-                </w:tcPr>
-                <w:p>
-                  <w:pPr>
-                    <w:pStyle w:val="NoSpacing"/>
-                    <w:rPr>
-                      <w:rFonts w:ascii="Times New Roman" w:hAnsi="Times New Roman"/>
-                      <w:sz w:val="20"/>
-                      <w:szCs w:val="24"/>
-                    </w:rPr>
-                  </w:pPr>
-                  <w:r>
-                    <w:rPr>
-                      <w:rFonts w:ascii="Times New Roman" w:hAnsi="Times New Roman"/>
-                      <w:sz w:val="16"/>
-                      <w:szCs w:val="24"/>
-                    </w:rPr>
-                    <w:t>Пол</w:t>
-                  </w:r>
-                </w:p>
-              </w:tc>
-              <w:tc>
-                <w:tcPr>
-                  <w:tcW w:w="2203" w:type="dxa"/>
-                  <w:shd w:val="clear" w:color="auto" w:fill="auto"/>
-                </w:tcPr>
-                <w:p>
-                  <w:pPr>
-                    <w:pStyle w:val="NoSpacing"/>
-                    <w:rPr>
-                      <w:rFonts w:ascii="Times New Roman" w:hAnsi="Times New Roman"/>
-                      <w:sz w:val="16"/>
-                      <w:szCs w:val="16"/>
-                    </w:rPr>
-                  </w:pPr>
-                  <w:r>
-                    <w:rPr>
-                      <w:rFonts w:ascii="Times New Roman" w:hAnsi="Times New Roman"/>
-                      <w:sz w:val="16"/>
-                      <w:szCs w:val="24"/>
-                    </w:rPr>
-                    <w:t>Место рождения</w:t>
-                  </w:r>
-                </w:p>
-              </w:tc>
-              <w:tc>
-                <w:tcPr>
-                  <w:tcW w:w="2095" w:type="dxa"/>
-                  <w:shd w:val="clear" w:color="auto" w:fill="auto"/>
-                </w:tcPr>
-                <w:p>
-                  <w:pPr>
-                    <w:pStyle w:val="NoSpacing"/>
-                    <w:rPr>
-                      <w:rFonts w:ascii="Times New Roman" w:hAnsi="Times New Roman"/>
-                      <w:sz w:val="16"/>
-                      <w:szCs w:val="16"/>
-                    </w:rPr>
-                  </w:pPr>
-                </w:p>
-              </w:tc>
-            </w:tr>
-            <w:tr>
-              <w:tblPrEx>
-                <w:tblCellMar>
-                  <w:top w:w="0" w:type="dxa"/>
-                  <w:left w:w="0" w:type="dxa"/>
-                  <w:bottom w:w="0" w:type="dxa"/>
-                  <w:right w:w="0" w:type="dxa"/>
-                </w:tblCellMar>
-              </w:tblPrEx>
-              <w:tc>
-                <w:tcPr>
-                  <w:tcW w:w="1651" w:type="dxa"/>
-                  <w:shd w:val="clear" w:color="auto" w:fill="auto"/>
-                </w:tcPr>
-                <w:p>
-                  <w:pPr>
-                    <w:pStyle w:val="NoSpacing"/>
-                    <w:jc w:val="center"/>
-                    <w:rPr>
-                      <w:rFonts w:ascii="Times New Roman" w:hAnsi="Times New Roman"/>
-                      <w:b/>
-                      <w:sz w:val="24"/>
-                      <w:szCs w:val="24"/>
-                    </w:rPr>
-                  </w:pPr>
-                </w:p>
-              </w:tc>
-              <w:tc>
-                <w:tcPr>
-                  <w:tcW w:w="2407" w:type="dxa"/>
-                  <w:shd w:val="clear" w:color="auto" w:fill="auto"/>
-                </w:tcPr>
-                <w:p>
-                  <w:pPr>
-                    <w:pStyle w:val="NoSpacing"/>
-                    <w:rPr>
-                      <w:rFonts w:ascii="Times New Roman" w:hAnsi="Times New Roman"/>
-                      <w:b/>
-                      <w:sz w:val="20"/>
-                      <w:szCs w:val="20"/>
-                    </w:rPr>
-                  </w:pPr>
-                  <w:r>
-                    <w:rPr>
-                      <w:rFonts w:ascii="Times New Roman" w:hAnsi="Times New Roman"/>
-                      <w:b/>
-                      <w:sz w:val="20"/>
-                      <w:szCs w:val="20"/>
-                    </w:rPr>
-                    <w:t>Ген1</w:t>
-                  </w:r>
-                </w:p>
-              </w:tc>
-              <w:tc>
-                <w:tcPr>
-                  <w:tcW w:w="2203" w:type="dxa"/>
-                  <w:shd w:val="clear" w:color="auto" w:fill="auto"/>
-                </w:tcPr>
-                <w:p>
-                  <w:pPr>
-                    <w:pStyle w:val="NoSpacing"/>
-                    <w:rPr>
-                      <w:rFonts w:ascii="Times New Roman" w:hAnsi="Times New Roman"/>
-                      <w:b/>
-                      <w:sz w:val="20"/>
-                      <w:szCs w:val="24"/>
-                    </w:rPr>
-                  </w:pPr>
-                  <w:r>
-                    <w:rPr>
-                      <w:rFonts w:ascii="Times New Roman" w:hAnsi="Times New Roman"/>
-                      <w:b/>
-                      <w:sz w:val="20"/>
-                      <w:szCs w:val="24"/>
-                    </w:rPr>
-                    <w:t>Поля6</w:t>
-                  </w:r>
-                </w:p>
-              </w:tc>
-              <w:tc>
-                <w:tcPr>
-                  <w:tcW w:w="2095" w:type="dxa"/>
-                  <w:shd w:val="clear" w:color="auto" w:fill="auto"/>
-                </w:tcPr>
-                <w:p>
-                  <w:pPr>
-                    <w:pStyle w:val="NoSpacing"/>
-                    <w:rPr>
-                      <w:rFonts w:ascii="Times New Roman" w:hAnsi="Times New Roman"/>
-                      <w:sz w:val="16"/>
-                      <w:szCs w:val="24"/>
-                    </w:rPr>
-                  </w:pPr>
-                </w:p>
-              </w:tc>
-            </w:tr>
-            <w:tr>
-              <w:tblPrEx>
-                <w:tblCellMar>
-                  <w:top w:w="0" w:type="dxa"/>
-                  <w:left w:w="0" w:type="dxa"/>
-                  <w:bottom w:w="0" w:type="dxa"/>
-                  <w:right w:w="0" w:type="dxa"/>
-                </w:tblCellMar>
-              </w:tblPrEx>
-              <w:tc>
-                <w:tcPr>
-                  <w:tcW w:w="1651" w:type="dxa"/>
-                  <w:shd w:val="clear" w:color="auto" w:fill="auto"/>
-                </w:tcPr>
-                <w:p>
-                  <w:pPr>
-                    <w:pStyle w:val="NoSpacing"/>
-                    <w:jc w:val="center"/>
-                    <w:rPr>
-                      <w:rFonts w:ascii="Times New Roman" w:hAnsi="Times New Roman"/>
-                      <w:b/>
-                      <w:sz w:val="24"/>
-                      <w:szCs w:val="24"/>
-                    </w:rPr>
-                  </w:pPr>
-                </w:p>
-              </w:tc>
-              <w:tc>
-                <w:tcPr>
-                  <w:tcW w:w="2407" w:type="dxa"/>
-                  <w:shd w:val="clear" w:color="auto" w:fill="auto"/>
-                </w:tcPr>
-                <w:p>
-                  <w:pPr>
-                    <w:pStyle w:val="NoSpacing"/>
-                    <w:rPr>
-                      <w:rFonts w:ascii="Times New Roman" w:hAnsi="Times New Roman"/>
-                      <w:sz w:val="20"/>
-                      <w:szCs w:val="20"/>
-                    </w:rPr>
-                  </w:pPr>
-                  <w:r>
-                    <w:rPr>
-                      <w:rFonts w:ascii="Times New Roman" w:hAnsi="Times New Roman"/>
-                      <w:sz w:val="16"/>
-                      <w:szCs w:val="24"/>
-                    </w:rPr>
-                    <w:t>Дата выдачи</w:t>
-                  </w:r>
-                </w:p>
-              </w:tc>
-              <w:tc>
-                <w:tcPr>
-                  <w:tcW w:w="2203" w:type="dxa"/>
-                  <w:shd w:val="clear" w:color="auto" w:fill="auto"/>
-                </w:tcPr>
-                <w:p>
-                  <w:pPr>
-                    <w:pStyle w:val="NoSpacing"/>
-                    <w:rPr>
-                      <w:rFonts w:ascii="Times New Roman" w:hAnsi="Times New Roman"/>
-                      <w:sz w:val="20"/>
-                      <w:szCs w:val="24"/>
-                    </w:rPr>
-                  </w:pPr>
-                </w:p>
-              </w:tc>
-              <w:tc>
-                <w:tcPr>
-                  <w:tcW w:w="2095" w:type="dxa"/>
-                  <w:shd w:val="clear" w:color="auto" w:fill="auto"/>
-                </w:tcPr>
-                <w:p>
-                  <w:pPr>
-                    <w:pStyle w:val="NoSpacing"/>
-                    <w:rPr>
-                      <w:rFonts w:ascii="Times New Roman" w:hAnsi="Times New Roman"/>
-                      <w:sz w:val="16"/>
-                      <w:szCs w:val="24"/>
-                    </w:rPr>
-                  </w:pPr>
-                </w:p>
-              </w:tc>
-            </w:tr>
-            <w:tr>
-              <w:tblPrEx>
-                <w:tblCellMar>
-                  <w:top w:w="0" w:type="dxa"/>
-                  <w:left w:w="0" w:type="dxa"/>
-                  <w:bottom w:w="0" w:type="dxa"/>
-                  <w:right w:w="0" w:type="dxa"/>
-                </w:tblCellMar>
-              </w:tblPrEx>
-              <w:tc>
-                <w:tcPr>
-                  <w:tcW w:w="1651" w:type="dxa"/>
-                  <w:shd w:val="clear" w:color="auto" w:fill="auto"/>
-                </w:tcPr>
-                <w:p>
-                  <w:pPr>
-                    <w:pStyle w:val="NoSpacing"/>
-                    <w:jc w:val="center"/>
-                    <w:rPr>
-                      <w:rFonts w:ascii="Times New Roman" w:hAnsi="Times New Roman"/>
-                      <w:b/>
-                      <w:sz w:val="24"/>
-                      <w:szCs w:val="24"/>
-                    </w:rPr>
-                  </w:pPr>
-                </w:p>
-              </w:tc>
-              <w:tc>
-                <w:tcPr>
-                  <w:tcW w:w="2407" w:type="dxa"/>
-                  <w:shd w:val="clear" w:color="auto" w:fill="auto"/>
-                </w:tcPr>
-                <w:p>
-                  <w:pPr>
-                    <w:pStyle w:val="NoSpacing"/>
-                    <w:rPr>
-                      <w:rFonts w:ascii="Times New Roman" w:hAnsi="Times New Roman"/>
-                      <w:b/>
-                      <w:sz w:val="20"/>
-                      <w:szCs w:val="20"/>
-                    </w:rPr>
-                  </w:pPr>
-                  <w:r>
-                    <w:rPr>
-                      <w:rFonts w:ascii="Times New Roman" w:hAnsi="Times New Roman"/>
-                      <w:b/>
-                      <w:sz w:val="20"/>
-                      <w:szCs w:val="24"/>
-                    </w:rPr>
-                    <w:t>Поля7</w:t>
-                  </w:r>
-                </w:p>
-              </w:tc>
-              <w:tc>
-                <w:tcPr>
-                  <w:tcW w:w="2203" w:type="dxa"/>
-                  <w:shd w:val="clear" w:color="auto" w:fill="auto"/>
-                </w:tcPr>
-                <w:p>
-                  <w:pPr>
-                    <w:pStyle w:val="NoSpacing"/>
-                    <w:rPr>
-                      <w:rFonts w:ascii="Times New Roman" w:hAnsi="Times New Roman"/>
-                      <w:sz w:val="20"/>
-                      <w:szCs w:val="24"/>
-                    </w:rPr>
-                  </w:pPr>
-                </w:p>
-              </w:tc>
-              <w:tc>
-                <w:tcPr>
-                  <w:tcW w:w="2095" w:type="dxa"/>
-                  <w:shd w:val="clear" w:color="auto" w:fill="auto"/>
-                </w:tcPr>
-                <w:p>
-                  <w:pPr>
-                    <w:pStyle w:val="NoSpacing"/>
-                    <w:rPr>
-                      <w:rFonts w:ascii="Times New Roman" w:hAnsi="Times New Roman"/>
-                      <w:sz w:val="16"/>
-                      <w:szCs w:val="24"/>
-                    </w:rPr>
-                  </w:pPr>
-                </w:p>
-              </w:tc>
-            </w:tr>
-            <w:tr>
-              <w:tblPrEx>
-                <w:tblCellMar>
-                  <w:top w:w="0" w:type="dxa"/>
-                  <w:left w:w="0" w:type="dxa"/>
-                  <w:bottom w:w="0" w:type="dxa"/>
-                  <w:right w:w="0" w:type="dxa"/>
-                </w:tblCellMar>
                 <w:tblLook w:val="0000" w:firstRow="0" w:lastRow="0" w:firstColumn="0" w:lastColumn="0" w:noHBand="0" w:noVBand="0"/>
               </w:tblPrEx>
               <w:tc>
                 <w:tcPr>
                   <w:tcW w:w="1651" w:type="dxa"/>
-                  <w:shd w:val="clear" w:color="auto" w:fill="auto"/>
                 </w:tcPr>
                 <w:p>
                   <w:pPr>
@@ -1971,31 +1874,31 @@
               <w:tc>
                 <w:tcPr>
                   <w:tcW w:w="2407" w:type="dxa"/>
-                  <w:shd w:val="clear" w:color="auto" w:fill="auto"/>
-                </w:tcPr>
-                <w:p>
-                  <w:pPr>
-                    <w:pStyle w:val="NoSpacing"/>
-                    <w:rPr>
-                      <w:rFonts w:ascii="Times New Roman" w:hAnsi="Times New Roman"/>
-                      <w:sz w:val="20"/>
-                      <w:szCs w:val="24"/>
-                    </w:rPr>
-                  </w:pPr>
-                  <w:r>
-                    <w:rPr>
-                      <w:rFonts w:ascii="Times New Roman" w:hAnsi="Times New Roman"/>
+                </w:tcPr>
+                <w:p>
+                  <w:pPr>
+                    <w:pStyle w:val="NoSpacing"/>
+                    <w:rPr>
+                      <w:rFonts w:ascii="Times New Roman" w:hAnsi="Times New Roman"/>
+                      <w:b/>
                       <w:sz w:val="16"/>
                       <w:szCs w:val="24"/>
                     </w:rPr>
-                    <w:t>Дата окончания срока действия</w:t>
+                  </w:pPr>
+                  <w:r>
+                    <w:rPr>
+                      <w:rFonts w:ascii="Times New Roman" w:hAnsi="Times New Roman"/>
+                      <w:b/>
+                      <w:sz w:val="20"/>
+                      <w:szCs w:val="24"/>
+                    </w:rPr>
+                    <w:t>Поля8</w:t>
                   </w:r>
                 </w:p>
               </w:tc>
               <w:tc>
                 <w:tcPr>
                   <w:tcW w:w="2203" w:type="dxa"/>
-                  <w:shd w:val="clear" w:color="auto" w:fill="auto"/>
                 </w:tcPr>
                 <w:p>
                   <w:pPr>
@@ -2011,103 +1914,6 @@
               <w:tc>
                 <w:tcPr>
                   <w:tcW w:w="2095" w:type="dxa"/>
-                  <w:shd w:val="clear" w:color="auto" w:fill="auto"/>
-                </w:tcPr>
-                <w:p>
-                  <w:pPr>
-                    <w:pStyle w:val="NoSpacing"/>
-                    <w:jc w:val="center"/>
-                    <w:rPr>
-                      <w:rFonts w:ascii="Times New Roman" w:hAnsi="Times New Roman"/>
-                      <w:sz w:val="16"/>
-                      <w:szCs w:val="24"/>
-                    </w:rPr>
-                  </w:pPr>
-                  <w:r>
-                    <w:rPr>
-                      <w:rFonts w:ascii="Times New Roman" w:hAnsi="Times New Roman"/>
-                      <w:sz w:val="16"/>
-                      <w:szCs w:val="24"/>
-                    </w:rPr>
-                    <w:t>Подпись владельца</w:t>
-                  </w:r>
-                </w:p>
-              </w:tc>
-            </w:tr>
-            <w:tr>
-              <w:tblPrEx>
-                <w:tblCellMar>
-                  <w:top w:w="0" w:type="dxa"/>
-                  <w:left w:w="0" w:type="dxa"/>
-                  <w:bottom w:w="0" w:type="dxa"/>
-                  <w:right w:w="0" w:type="dxa"/>
-                </w:tblCellMar>
-                <w:tblLook w:val="0000" w:firstRow="0" w:lastRow="0" w:firstColumn="0" w:lastColumn="0" w:noHBand="0" w:noVBand="0"/>
-              </w:tblPrEx>
-              <w:tc>
-                <w:tcPr>
-                  <w:tcW w:w="1651" w:type="dxa"/>
-                  <w:shd w:val="clear" w:color="auto" w:fill="auto"/>
-                </w:tcPr>
-                <w:p>
-                  <w:pPr>
-                    <w:pStyle w:val="NoSpacing"/>
-                    <w:jc w:val="center"/>
-                    <w:rPr>
-                      <w:rFonts w:ascii="Times New Roman" w:hAnsi="Times New Roman"/>
-                      <w:b/>
-                      <w:sz w:val="24"/>
-                      <w:szCs w:val="24"/>
-                    </w:rPr>
-                  </w:pPr>
-                </w:p>
-              </w:tc>
-              <w:tc>
-                <w:tcPr>
-                  <w:tcW w:w="2407" w:type="dxa"/>
-                  <w:shd w:val="clear" w:color="auto" w:fill="auto"/>
-                </w:tcPr>
-                <w:p>
-                  <w:pPr>
-                    <w:pStyle w:val="NoSpacing"/>
-                    <w:rPr>
-                      <w:rFonts w:ascii="Times New Roman" w:hAnsi="Times New Roman"/>
-                      <w:b/>
-                      <w:sz w:val="16"/>
-                      <w:szCs w:val="24"/>
-                    </w:rPr>
-                  </w:pPr>
-                  <w:r>
-                    <w:rPr>
-                      <w:rFonts w:ascii="Times New Roman" w:hAnsi="Times New Roman"/>
-                      <w:b/>
-                      <w:sz w:val="20"/>
-                      <w:szCs w:val="24"/>
-                    </w:rPr>
-                    <w:t>Поля8</w:t>
-                  </w:r>
-                </w:p>
-              </w:tc>
-              <w:tc>
-                <w:tcPr>
-                  <w:tcW w:w="2203" w:type="dxa"/>
-                  <w:shd w:val="clear" w:color="auto" w:fill="auto"/>
-                </w:tcPr>
-                <w:p>
-                  <w:pPr>
-                    <w:pStyle w:val="NoSpacing"/>
-                    <w:rPr>
-                      <w:rFonts w:ascii="Times New Roman" w:hAnsi="Times New Roman"/>
-                      <w:sz w:val="20"/>
-                      <w:szCs w:val="24"/>
-                    </w:rPr>
-                  </w:pPr>
-                </w:p>
-              </w:tc>
-              <w:tc>
-                <w:tcPr>
-                  <w:tcW w:w="2095" w:type="dxa"/>
-                  <w:shd w:val="clear" w:color="auto" w:fill="auto"/>
                 </w:tcPr>
                 <w:p>
                   <w:pPr>
@@ -2195,9 +2001,6 @@
       <w:pPr>
         <w:pStyle w:val="NoSpacing"/>
         <w:jc w:val="center"/>
-        <w:rPr>
-          <w:rFonts w:hint="default"/>
-        </w:rPr>
       </w:pPr>
     </w:p>
     <w:sectPr>
@@ -2219,30 +2022,14 @@
 <w:endnotes xmlns:wpc="http://schemas.microsoft.com/office/word/2010/wordprocessingCanvas" xmlns:cx="http://schemas.microsoft.com/office/drawing/2014/chartex" xmlns:cx1="http://schemas.microsoft.com/office/drawing/2015/9/8/chartex" xmlns:cx2="http://schemas.microsoft.com/office/drawing/2015/10/21/chartex" xmlns:cx3="http://schemas.microsoft.com/office/drawing/2016/5/9/chartex" xmlns:cx4="http://schemas.microsoft.com/office/drawing/2016/5/10/chartex" xmlns:cx5="http://schemas.microsoft.com/office/drawing/2016/5/11/chartex" xmlns:cx6="http://schemas.microsoft.com/office/drawing/2016/5/12/chartex" xmlns:cx7="http://schemas.microsoft.com/office/drawing/2016/5/13/chartex" xmlns:cx8="http://schemas.microsoft.com/office/drawing/2016/5/14/chartex" xmlns:mc="http://schemas.openxmlformats.org/markup-compatibility/2006" xmlns:aink="http://schemas.microsoft.com/office/drawing/2016/ink" xmlns:am3d="http://schemas.microsoft.com/office/drawing/2017/model3d" xmlns:o="urn:schemas-microsoft-com:office:office" xmlns:oel="http://schemas.microsoft.com/office/2019/extlst" xmlns:r="http://schemas.openxmlformats.org/officeDocument/2006/relationships" xmlns:m="http://schemas.openxmlformats.org/officeDocument/2006/math" xmlns:v="urn:schemas-microsoft-com:vml" xmlns:wp14="http://schemas.microsoft.com/office/word/2010/wordprocessingDrawing" xmlns:wp="http://schemas.openxmlformats.org/drawingml/2006/wordprocessingDrawing" xmlns:w10="urn:schemas-microsoft-com:office:word" xmlns:w="http://schemas.openxmlformats.org/wordprocessingml/2006/main" xmlns:w14="http://schemas.microsoft.com/office/word/2010/wordml" xmlns:w15="http://schemas.microsoft.com/office/word/2012/wordml" xmlns:w16cex="http://schemas.microsoft.com/office/word/2018/wordml/cex" xmlns:w16cid="http://schemas.microsoft.com/office/word/2016/wordml/cid" xmlns:w16="http://schemas.microsoft.com/office/word/2018/wordml" xmlns:w16du="http://schemas.microsoft.com/office/word/2023/wordml/word16du" xmlns:w16sdtdh="http://schemas.microsoft.com/office/word/2020/wordml/sdtdatahash" xmlns:w16sdtfl="http://schemas.microsoft.com/office/word/2024/wordml/sdtformatlock" xmlns:w16se="http://schemas.microsoft.com/office/word/2015/wordml/symex" xmlns:wpg="http://schemas.microsoft.com/office/word/2010/wordprocessingGroup" xmlns:wpi="http://schemas.microsoft.com/office/word/2010/wordprocessingInk" xmlns:wne="http://schemas.microsoft.com/office/word/2006/wordml" xmlns:wps="http://schemas.microsoft.com/office/word/2010/wordprocessingShape" mc:Ignorable="w14 w15 w16se w16cid w16 w16cex w16sdtdh w16sdtfl w16du wp14">
   <w:endnote w:type="separator" w:id="-1">
     <w:p>
-      <w:pPr>
-        <w:rPr>
-          <w:rFonts w:hint="default"/>
-        </w:rPr>
-      </w:pPr>
       <w:r>
-        <w:rPr>
-          <w:rFonts w:hint="default"/>
-        </w:rPr>
         <w:separator/>
       </w:r>
     </w:p>
   </w:endnote>
   <w:endnote w:type="continuationSeparator" w:id="0">
     <w:p>
-      <w:pPr>
-        <w:rPr>
-          <w:rFonts w:hint="default"/>
-        </w:rPr>
-      </w:pPr>
       <w:r>
-        <w:rPr>
-          <w:rFonts w:hint="default"/>
-        </w:rPr>
         <w:continuationSeparator/>
       </w:r>
     </w:p>
@@ -2284,30 +2071,14 @@
 <w:footnotes xmlns:wpc="http://schemas.microsoft.com/office/word/2010/wordprocessingCanvas" xmlns:cx="http://schemas.microsoft.com/office/drawing/2014/chartex" xmlns:cx1="http://schemas.microsoft.com/office/drawing/2015/9/8/chartex" xmlns:cx2="http://schemas.microsoft.com/office/drawing/2015/10/21/chartex" xmlns:cx3="http://schemas.microsoft.com/office/drawing/2016/5/9/chartex" xmlns:cx4="http://schemas.microsoft.com/office/drawing/2016/5/10/chartex" xmlns:cx5="http://schemas.microsoft.com/office/drawing/2016/5/11/chartex" xmlns:cx6="http://schemas.microsoft.com/office/drawing/2016/5/12/chartex" xmlns:cx7="http://schemas.microsoft.com/office/drawing/2016/5/13/chartex" xmlns:cx8="http://schemas.microsoft.com/office/drawing/2016/5/14/chartex" xmlns:mc="http://schemas.openxmlformats.org/markup-compatibility/2006" xmlns:aink="http://schemas.microsoft.com/office/drawing/2016/ink" xmlns:am3d="http://schemas.microsoft.com/office/drawing/2017/model3d" xmlns:o="urn:schemas-microsoft-com:office:office" xmlns:oel="http://schemas.microsoft.com/office/2019/extlst" xmlns:r="http://schemas.openxmlformats.org/officeDocument/2006/relationships" xmlns:m="http://schemas.openxmlformats.org/officeDocument/2006/math" xmlns:v="urn:schemas-microsoft-com:vml" xmlns:wp14="http://schemas.microsoft.com/office/word/2010/wordprocessingDrawing" xmlns:wp="http://schemas.openxmlformats.org/drawingml/2006/wordprocessingDrawing" xmlns:w10="urn:schemas-microsoft-com:office:word" xmlns:w="http://schemas.openxmlformats.org/wordprocessingml/2006/main" xmlns:w14="http://schemas.microsoft.com/office/word/2010/wordml" xmlns:w15="http://schemas.microsoft.com/office/word/2012/wordml" xmlns:w16cex="http://schemas.microsoft.com/office/word/2018/wordml/cex" xmlns:w16cid="http://schemas.microsoft.com/office/word/2016/wordml/cid" xmlns:w16="http://schemas.microsoft.com/office/word/2018/wordml" xmlns:w16du="http://schemas.microsoft.com/office/word/2023/wordml/word16du" xmlns:w16sdtdh="http://schemas.microsoft.com/office/word/2020/wordml/sdtdatahash" xmlns:w16sdtfl="http://schemas.microsoft.com/office/word/2024/wordml/sdtformatlock" xmlns:w16se="http://schemas.microsoft.com/office/word/2015/wordml/symex" xmlns:wpg="http://schemas.microsoft.com/office/word/2010/wordprocessingGroup" xmlns:wpi="http://schemas.microsoft.com/office/word/2010/wordprocessingInk" xmlns:wne="http://schemas.microsoft.com/office/word/2006/wordml" xmlns:wps="http://schemas.microsoft.com/office/word/2010/wordprocessingShape" mc:Ignorable="w14 w15 w16se w16cid w16 w16cex w16sdtdh w16sdtfl w16du wp14">
   <w:footnote w:type="separator" w:id="-1">
     <w:p>
-      <w:pPr>
-        <w:rPr>
-          <w:rFonts w:hint="default"/>
-        </w:rPr>
-      </w:pPr>
       <w:r>
-        <w:rPr>
-          <w:rFonts w:hint="default"/>
-        </w:rPr>
         <w:separator/>
       </w:r>
     </w:p>
   </w:footnote>
   <w:footnote w:type="continuationSeparator" w:id="0">
     <w:p>
-      <w:pPr>
-        <w:rPr>
-          <w:rFonts w:hint="default"/>
-        </w:rPr>
-      </w:pPr>
       <w:r>
-        <w:rPr>
-          <w:rFonts w:hint="default"/>
-        </w:rPr>
         <w:continuationSeparator/>
       </w:r>
     </w:p>
@@ -2372,6 +2143,50 @@
     <w:lsdException w:name="Subtitle" w:qFormat="1"/>
     <w:lsdException w:name="Strong" w:qFormat="1"/>
     <w:lsdException w:name="Emphasis" w:qFormat="1"/>
+    <w:lsdException w:name="Normal Table" w:semiHidden="1" w:unhideWhenUsed="1"/>
+    <w:lsdException w:name="Table Simple 1" w:semiHidden="1" w:unhideWhenUsed="1"/>
+    <w:lsdException w:name="Table Simple 2" w:semiHidden="1" w:unhideWhenUsed="1"/>
+    <w:lsdException w:name="Table Simple 3" w:semiHidden="1" w:unhideWhenUsed="1"/>
+    <w:lsdException w:name="Table Classic 1" w:semiHidden="1" w:unhideWhenUsed="1"/>
+    <w:lsdException w:name="Table Classic 2" w:semiHidden="1" w:unhideWhenUsed="1"/>
+    <w:lsdException w:name="Table Classic 3" w:semiHidden="1" w:unhideWhenUsed="1"/>
+    <w:lsdException w:name="Table Classic 4" w:semiHidden="1" w:unhideWhenUsed="1"/>
+    <w:lsdException w:name="Table Colorful 1" w:semiHidden="1" w:unhideWhenUsed="1"/>
+    <w:lsdException w:name="Table Colorful 2" w:semiHidden="1" w:unhideWhenUsed="1"/>
+    <w:lsdException w:name="Table Colorful 3" w:semiHidden="1" w:unhideWhenUsed="1"/>
+    <w:lsdException w:name="Table Columns 1" w:semiHidden="1" w:unhideWhenUsed="1"/>
+    <w:lsdException w:name="Table Columns 2" w:semiHidden="1" w:unhideWhenUsed="1"/>
+    <w:lsdException w:name="Table Columns 3" w:semiHidden="1" w:unhideWhenUsed="1"/>
+    <w:lsdException w:name="Table Columns 4" w:semiHidden="1" w:unhideWhenUsed="1"/>
+    <w:lsdException w:name="Table Columns 5" w:semiHidden="1" w:unhideWhenUsed="1"/>
+    <w:lsdException w:name="Table Grid 1" w:semiHidden="1" w:unhideWhenUsed="1"/>
+    <w:lsdException w:name="Table Grid 2" w:semiHidden="1" w:unhideWhenUsed="1"/>
+    <w:lsdException w:name="Table Grid 3" w:semiHidden="1" w:unhideWhenUsed="1"/>
+    <w:lsdException w:name="Table Grid 4" w:semiHidden="1" w:unhideWhenUsed="1"/>
+    <w:lsdException w:name="Table Grid 5" w:semiHidden="1" w:unhideWhenUsed="1"/>
+    <w:lsdException w:name="Table Grid 6" w:semiHidden="1" w:unhideWhenUsed="1"/>
+    <w:lsdException w:name="Table Grid 7" w:semiHidden="1" w:unhideWhenUsed="1"/>
+    <w:lsdException w:name="Table Grid 8" w:semiHidden="1" w:unhideWhenUsed="1"/>
+    <w:lsdException w:name="Table List 1" w:semiHidden="1" w:unhideWhenUsed="1"/>
+    <w:lsdException w:name="Table List 2" w:semiHidden="1" w:unhideWhenUsed="1"/>
+    <w:lsdException w:name="Table List 3" w:semiHidden="1" w:unhideWhenUsed="1"/>
+    <w:lsdException w:name="Table List 4" w:semiHidden="1" w:unhideWhenUsed="1"/>
+    <w:lsdException w:name="Table List 5" w:semiHidden="1" w:unhideWhenUsed="1"/>
+    <w:lsdException w:name="Table List 6" w:semiHidden="1" w:unhideWhenUsed="1"/>
+    <w:lsdException w:name="Table List 7" w:semiHidden="1" w:unhideWhenUsed="1"/>
+    <w:lsdException w:name="Table List 8" w:semiHidden="1" w:unhideWhenUsed="1"/>
+    <w:lsdException w:name="Table 3D effects 1" w:semiHidden="1" w:unhideWhenUsed="1"/>
+    <w:lsdException w:name="Table 3D effects 2" w:semiHidden="1" w:unhideWhenUsed="1"/>
+    <w:lsdException w:name="Table 3D effects 3" w:semiHidden="1" w:unhideWhenUsed="1"/>
+    <w:lsdException w:name="Table Contemporary" w:semiHidden="1" w:unhideWhenUsed="1"/>
+    <w:lsdException w:name="Table Elegant" w:semiHidden="1" w:unhideWhenUsed="1"/>
+    <w:lsdException w:name="Table Professional" w:semiHidden="1" w:unhideWhenUsed="1"/>
+    <w:lsdException w:name="Table Subtle 1" w:semiHidden="1" w:unhideWhenUsed="1"/>
+    <w:lsdException w:name="Table Subtle 2" w:semiHidden="1" w:unhideWhenUsed="1"/>
+    <w:lsdException w:name="Table Web 1" w:semiHidden="1" w:unhideWhenUsed="1"/>
+    <w:lsdException w:name="Table Web 2" w:semiHidden="1" w:unhideWhenUsed="1"/>
+    <w:lsdException w:name="Table Web 3" w:semiHidden="1" w:unhideWhenUsed="1"/>
+    <w:lsdException w:name="Table Theme" w:semiHidden="1" w:unhideWhenUsed="1"/>
     <w:lsdException w:name="Placeholder Text" w:semiHidden="1" w:uiPriority="99"/>
     <w:lsdException w:name="No Spacing" w:uiPriority="1" w:qFormat="1"/>
     <w:lsdException w:name="Light Shading" w:uiPriority="60"/>
@@ -2779,16 +2594,17 @@
   </w:style>
   <w:style w:type="character" w:default="1" w:styleId="DefaultParagraphFont">
     <w:name w:val="Default Paragraph Font"/>
+    <w:uiPriority w:val="1"/>
     <w:semiHidden/>
-    <w:rPr>
-      <w:rFonts w:hint="default"/>
-    </w:rPr>
+    <w:unhideWhenUsed/>
   </w:style>
   <w:style w:type="table" w:default="1" w:styleId="TableNormal">
     <w:name w:val="Normal Table"/>
-    <w:next w:val="Normal"/>
+    <w:uiPriority w:val="99"/>
     <w:semiHidden/>
+    <w:unhideWhenUsed/>
     <w:tblPr>
+      <w:tblInd w:w="0" w:type="dxa"/>
       <w:tblCellMar>
         <w:top w:w="0" w:type="dxa"/>
         <w:left w:w="108" w:type="dxa"/>
@@ -2799,13 +2615,13 @@
   </w:style>
   <w:style w:type="numbering" w:default="1" w:styleId="NoList">
     <w:name w:val="No List"/>
-    <w:next w:val="Normal"/>
+    <w:uiPriority w:val="99"/>
     <w:semiHidden/>
+    <w:unhideWhenUsed/>
   </w:style>
   <w:style w:type="table" w:styleId="TableGrid">
     <w:name w:val="Table Grid"/>
     <w:basedOn w:val="TableNormal"/>
-    <w:next w:val="Normal"/>
     <w:tblPr>
       <w:tblBorders>
         <w:top w:val="single" w:sz="4" w:space="0" w:color="auto"/>
@@ -2990,7 +2806,6 @@
   </w:style>
   <w:style w:type="character" w:customStyle="1" w:styleId="Heading5Char">
     <w:name w:val="Heading 5 Char"/>
-    <w:link w:val="Heading5"/>
     <w:uiPriority w:val="9"/>
     <w:rPr>
       <w:rFonts w:cs="Times New Roman" w:hint="default"/>
@@ -3345,7 +3160,6 @@
   </w:style>
   <w:style w:type="character" w:customStyle="1" w:styleId="HeaderChar">
     <w:name w:val="Header Char"/>
-    <w:link w:val="Header"/>
     <w:uiPriority w:val="99"/>
     <w:rPr>
       <w:rFonts w:hint="default"/>
@@ -3353,7 +3167,6 @@
   </w:style>
   <w:style w:type="character" w:customStyle="1" w:styleId="FooterChar">
     <w:name w:val="Footer Char"/>
-    <w:link w:val="Footer"/>
     <w:uiPriority w:val="99"/>
     <w:rPr>
       <w:rFonts w:hint="default"/>
